--- a/docs/word/FPSLLC Operating Agreement - Manager-Managed Multi-Member (Partnership) - DRAFT.docx
+++ b/docs/word/FPSLLC Operating Agreement - Manager-Managed Multi-Member (Partnership) - DRAFT.docx
@@ -5340,7 +5340,7 @@
                 <w:sz w:val="22"/>
                 <w:szCs w:val="22"/>
               </w:rPr>
-              <w:t xml:space="preserve">[PURPOSE — e.g., "to acquire, own, lease, and manage the real property located at ___" or "any lawful business"]</w:t>
+              <w:t xml:space="preserve">Any lawful purpose, including, without limitation, [PURPOSE]</w:t>
             </w:r>
           </w:p>
         </w:tc>

--- a/docs/word/FPSLLC Operating Agreement - Manager-Managed Multi-Member (Partnership) - DRAFT.docx
+++ b/docs/word/FPSLLC Operating Agreement - Manager-Managed Multi-Member (Partnership) - DRAFT.docx
@@ -4286,6 +4286,21 @@
     </w:p>
     <w:p>
       <w:pPr>
+        <w:widowControl/>
+        <w:spacing w:after="160"/>
+        <w:jc w:val="both"/>
+      </w:pPr>
+      <w:r>
+        <w:rPr>
+          <w:rFonts w:ascii="Times New Roman" w:hAnsi="Times New Roman"/>
+          <w:sz w:val="24"/>
+          <w:szCs w:val="24"/>
+        </w:rPr>
+        <w:t xml:space="preserve">[SIGNATORY NAME]</w:t>
+      </w:r>
+    </w:p>
+    <w:p>
+      <w:pPr>
         <w:keepNext/>
         <w:widowControl/>
         <w:spacing w:after="160"/>
@@ -4294,6 +4309,68 @@
       <w:r>
         <w:rPr>
           <w:rFonts w:ascii="Times New Roman" w:hAnsi="Times New Roman"/>
+          <w:sz w:val="24"/>
+          <w:szCs w:val="24"/>
+        </w:rPr>
+        <w:t xml:space="preserve">By: _____________________________</w:t>
+      </w:r>
+    </w:p>
+    <w:p>
+      <w:pPr>
+        <w:widowControl/>
+        <w:spacing w:after="160"/>
+        <w:jc w:val="both"/>
+      </w:pPr>
+      <w:r>
+        <w:rPr>
+          <w:rFonts w:ascii="Times New Roman" w:hAnsi="Times New Roman"/>
+          <w:sz w:val="24"/>
+          <w:szCs w:val="24"/>
+        </w:rPr>
+        <w:t xml:space="preserve">[[indent]][PRINTED NAME]</w:t>
+      </w:r>
+    </w:p>
+    <w:p>
+      <w:pPr>
+        <w:widowControl/>
+        <w:spacing w:after="160"/>
+        <w:jc w:val="both"/>
+      </w:pPr>
+      <w:r>
+        <w:rPr>
+          <w:rFonts w:ascii="Times New Roman" w:hAnsi="Times New Roman"/>
+          <w:sz w:val="24"/>
+          <w:szCs w:val="24"/>
+        </w:rPr>
+        <w:t xml:space="preserve">[[indent]][TITLE]</w:t>
+      </w:r>
+    </w:p>
+    <w:p>
+      <w:pPr>
+        <w:keepNext/>
+        <w:widowControl/>
+        <w:spacing w:after="160"/>
+        <w:jc w:val="both"/>
+      </w:pPr>
+      <w:r>
+        <w:rPr>
+          <w:rFonts w:ascii="Times New Roman" w:hAnsi="Times New Roman"/>
+          <w:sz w:val="24"/>
+          <w:szCs w:val="24"/>
+        </w:rPr>
+        <w:t xml:space="preserve">Date: _____________________________</w:t>
+      </w:r>
+    </w:p>
+    <w:p>
+      <w:pPr>
+        <w:keepNext/>
+        <w:widowControl/>
+        <w:spacing w:after="160"/>
+        <w:jc w:val="both"/>
+      </w:pPr>
+      <w:r>
+        <w:rPr>
+          <w:rFonts w:ascii="Times New Roman" w:hAnsi="Times New Roman"/>
           <w:b/>
           <w:sz w:val="24"/>
           <w:szCs w:val="24"/>
@@ -4338,6 +4415,83 @@
           <w:szCs w:val="24"/>
         </w:rPr>
         <w:t xml:space="preserve">[MANAGER NAME], Manager</w:t>
+      </w:r>
+    </w:p>
+    <w:p>
+      <w:pPr>
+        <w:keepNext/>
+        <w:widowControl/>
+        <w:spacing w:after="160"/>
+        <w:jc w:val="both"/>
+      </w:pPr>
+      <w:r>
+        <w:rPr>
+          <w:rFonts w:ascii="Times New Roman" w:hAnsi="Times New Roman"/>
+          <w:sz w:val="24"/>
+          <w:szCs w:val="24"/>
+        </w:rPr>
+        <w:t xml:space="preserve">Date: _____________________________</w:t>
+      </w:r>
+    </w:p>
+    <w:p>
+      <w:pPr>
+        <w:widowControl/>
+        <w:spacing w:after="160"/>
+        <w:jc w:val="both"/>
+      </w:pPr>
+      <w:r>
+        <w:rPr>
+          <w:rFonts w:ascii="Times New Roman" w:hAnsi="Times New Roman"/>
+          <w:sz w:val="24"/>
+          <w:szCs w:val="24"/>
+        </w:rPr>
+        <w:t xml:space="preserve">[MANAGER NAME], Manager</w:t>
+      </w:r>
+    </w:p>
+    <w:p>
+      <w:pPr>
+        <w:keepNext/>
+        <w:widowControl/>
+        <w:spacing w:after="160"/>
+        <w:jc w:val="both"/>
+      </w:pPr>
+      <w:r>
+        <w:rPr>
+          <w:rFonts w:ascii="Times New Roman" w:hAnsi="Times New Roman"/>
+          <w:sz w:val="24"/>
+          <w:szCs w:val="24"/>
+        </w:rPr>
+        <w:t xml:space="preserve">By: _____________________________</w:t>
+      </w:r>
+    </w:p>
+    <w:p>
+      <w:pPr>
+        <w:widowControl/>
+        <w:spacing w:after="160"/>
+        <w:jc w:val="both"/>
+      </w:pPr>
+      <w:r>
+        <w:rPr>
+          <w:rFonts w:ascii="Times New Roman" w:hAnsi="Times New Roman"/>
+          <w:sz w:val="24"/>
+          <w:szCs w:val="24"/>
+        </w:rPr>
+        <w:t xml:space="preserve">[[indent]][PRINTED NAME]</w:t>
+      </w:r>
+    </w:p>
+    <w:p>
+      <w:pPr>
+        <w:widowControl/>
+        <w:spacing w:after="160"/>
+        <w:jc w:val="both"/>
+      </w:pPr>
+      <w:r>
+        <w:rPr>
+          <w:rFonts w:ascii="Times New Roman" w:hAnsi="Times New Roman"/>
+          <w:sz w:val="24"/>
+          <w:szCs w:val="24"/>
+        </w:rPr>
+        <w:t xml:space="preserve">[[indent]][TITLE]</w:t>
       </w:r>
     </w:p>
     <w:p>
@@ -5697,6 +5851,67 @@
           <w:szCs w:val="24"/>
         </w:rPr>
         <w:t xml:space="preserve">[ADOPTER NAME], Protected Series Manager</w:t>
+      </w:r>
+    </w:p>
+    <w:p>
+      <w:pPr>
+        <w:widowControl/>
+        <w:spacing w:after="160"/>
+        <w:jc w:val="both"/>
+      </w:pPr>
+      <w:r>
+        <w:rPr>
+          <w:rFonts w:ascii="Times New Roman" w:hAnsi="Times New Roman"/>
+          <w:sz w:val="24"/>
+          <w:szCs w:val="24"/>
+        </w:rPr>
+        <w:t xml:space="preserve">[ADOPTER NAME], Protected Series Manager</w:t>
+      </w:r>
+    </w:p>
+    <w:p>
+      <w:pPr>
+        <w:keepNext/>
+        <w:widowControl/>
+        <w:spacing w:after="160"/>
+        <w:jc w:val="both"/>
+      </w:pPr>
+      <w:r>
+        <w:rPr>
+          <w:rFonts w:ascii="Times New Roman" w:hAnsi="Times New Roman"/>
+          <w:sz w:val="24"/>
+          <w:szCs w:val="24"/>
+        </w:rPr>
+        <w:t xml:space="preserve">By: _____________________________</w:t>
+      </w:r>
+    </w:p>
+    <w:p>
+      <w:pPr>
+        <w:widowControl/>
+        <w:spacing w:after="160"/>
+        <w:jc w:val="both"/>
+      </w:pPr>
+      <w:r>
+        <w:rPr>
+          <w:rFonts w:ascii="Times New Roman" w:hAnsi="Times New Roman"/>
+          <w:sz w:val="24"/>
+          <w:szCs w:val="24"/>
+        </w:rPr>
+        <w:t xml:space="preserve">[[indent]][PRINTED NAME]</w:t>
+      </w:r>
+    </w:p>
+    <w:p>
+      <w:pPr>
+        <w:widowControl/>
+        <w:spacing w:after="160"/>
+        <w:jc w:val="both"/>
+      </w:pPr>
+      <w:r>
+        <w:rPr>
+          <w:rFonts w:ascii="Times New Roman" w:hAnsi="Times New Roman"/>
+          <w:sz w:val="24"/>
+          <w:szCs w:val="24"/>
+        </w:rPr>
+        <w:t xml:space="preserve">[[indent]][TITLE]</w:t>
       </w:r>
     </w:p>
     <w:p>

--- a/docs/word/FPSLLC Operating Agreement - Manager-Managed Multi-Member (Partnership) - DRAFT.docx
+++ b/docs/word/FPSLLC Operating Agreement - Manager-Managed Multi-Member (Partnership) - DRAFT.docx
@@ -5296,7 +5296,7 @@
           <w:sz w:val="24"/>
           <w:szCs w:val="24"/>
         </w:rPr>
-        <w:t xml:space="preserve">| [MEMBER NAME] | [MEMBER TOD] | [MEMBER TOD BACKUP] |</w:t>
+        <w:t xml:space="preserve">| [MEMBER NAME] | [MEMBER TOD] (effective at the death of the last surviving spouse) | [MEMBER TOD BACKUP] |</w:t>
       </w:r>
     </w:p>
     <w:p>

--- a/docs/word/FPSLLC Operating Agreement - Manager-Managed Multi-Member (Partnership) - DRAFT.docx
+++ b/docs/word/FPSLLC Operating Agreement - Manager-Managed Multi-Member (Partnership) - DRAFT.docx
@@ -2086,7 +2086,7 @@
           <w:sz w:val="24"/>
           <w:szCs w:val="24"/>
         </w:rPr>
-        <w:t xml:space="preserve">(g) lend money of the Company or of a Protected Series to, or borrow from, a Member, the Manager, or their affiliates, other than loans under Section 6.5 — the consent of a Majority in Interest of the disinterested Members; or</w:t>
+        <w:t xml:space="preserve">(g) lend money of the Company or of a Protected Series to, or borrow from, a Member, the Manager, or their affiliates, other than loans under Section 6.5 — the consent of a Majority in Interest of the disinterested Members;</w:t>
       </w:r>
     </w:p>
     <w:p>

--- a/docs/word/FPSLLC Operating Agreement - Manager-Managed Multi-Member (Partnership) - DRAFT.docx
+++ b/docs/word/FPSLLC Operating Agreement - Manager-Managed Multi-Member (Partnership) - DRAFT.docx
@@ -1483,7 +1483,7 @@
           <w:sz w:val="24"/>
           <w:szCs w:val="24"/>
         </w:rPr>
-        <w:t xml:space="preserve"> Each Member votes in proportion to the Member's Percentage Interest on matters as to which Members are entitled to vote or consent at the Company level. Except where this Agreement or a non-variable provision of the Act requires a greater vote, the act of a Majority in Interest constitutes the act of the Members. A Membership Interest owned by spouses as tenants by the entirety shall be voted only by the consensus of both spouses; neither spouse acting alone may vote the interest except as the other spouse's attorney-in-fact under a duly executed power of attorney.</w:t>
+        <w:t xml:space="preserve"> Each Member votes in proportion to the Member's Percentage Interest on matters as to which Members are entitled to vote or consent at the Company level. Except where this Agreement or a non-variable provision of the Act requires a greater vote, the act of a Majority in Interest constitutes the act of the Members. A Membership Interest owned by spouses as tenants by the entirety or as joint tenants with right of survivorship shall be voted only by the consensus of both spouses; neither spouse acting alone may vote the interest except as the other spouse's attorney-in-fact under a duly executed power of attorney.</w:t>
       </w:r>
     </w:p>
     <w:p>

--- a/docs/word/FPSLLC Operating Agreement - Manager-Managed Multi-Member (Partnership) - DRAFT.docx
+++ b/docs/word/FPSLLC Operating Agreement - Manager-Managed Multi-Member (Partnership) - DRAFT.docx
@@ -1134,7 +1134,7 @@
           <w:sz w:val="24"/>
           <w:szCs w:val="24"/>
         </w:rPr>
-        <w:t xml:space="preserve"> a separate legal entity capable of existing independently of the Company, may not be a member of the Company, may not itself designate a protected series, and may not merge, convert, domesticate, or engage in an interest exchange except through the single statutory channel provided in s. 605.2604, Florida Statutes; and</w:t>
+        <w:t xml:space="preserve"> a separate legal entity capable of existing independently of the Company, may not be a member of the Company, may not itself designate a protected series, and may not merge, convert, domesticate, or engage in an interest exchange except as ss. 605.2602 and 605.2605–605.2607, Florida Statutes, permit; and</w:t>
       </w:r>
     </w:p>
     <w:p>
@@ -3728,7 +3728,7 @@
           <w:sz w:val="24"/>
           <w:szCs w:val="24"/>
         </w:rPr>
-        <w:t xml:space="preserve"> Upon dissolution of a Protected Series, its Protected Series Manager (or another person designated by a Majority in Interest) shall wind up its activities and affairs in the manner provided by the Act for winding up a limited liability company, applied to that Protected Series. Its Associated Assets shall be applied: first, to pay or provide for its Associated Liabilities to creditors other than Members; next, to pay or provide for its Associated Liabilities to Members as creditors, to the extent permitted by law; next, to the Company to the extent of their capital sub-account balances for that Protected Series; and finally, the balance to the Company. The Manager shall cause any statement or filing required by the Act or the Department in connection with the dissolution of the Protected Series to be made. The winding up of a Protected Series shall not draw upon, and its creditors shall have no recourse to, the Associated Assets of the Company or of any other Protected Series.</w:t>
+        <w:t xml:space="preserve"> Upon dissolution of a Protected Series, its Protected Series Manager (or another person designated by a Majority in Interest) shall wind up its activities and affairs in the manner provided by the Act for winding up a limited liability company, applied to that Protected Series. Its Associated Assets shall be applied: first, to pay or provide for its Associated Liabilities to creditors other than Members; next, to pay or provide for its Associated Liabilities to Members as creditors, to the extent permitted by law; and finally, the balance to the Company. The Manager shall cause any statement or filing required by the Act or the Department in connection with the dissolution of the Protected Series to be made. The winding up of a Protected Series shall not draw upon, and its creditors shall have no recourse to, the Associated Assets of the Company or of any other Protected Series.</w:t>
       </w:r>
     </w:p>
     <w:p>
@@ -3793,7 +3793,7 @@
           <w:sz w:val="24"/>
           <w:szCs w:val="24"/>
         </w:rPr>
-        <w:t xml:space="preserve"> Upon dissolution of the Company, the Manager (or, if there is none, a person designated by a Majority in Interest) shall wind up the Company and each Protected Series. After the winding up of each Protected Series under Section 14.2, the remaining Associated Assets of the Company shall be applied: first, to pay or provide for the Company's Associated Liabilities to creditors other than Members; next, to pay or provide for the Company's Associated Liabilities to Members as creditors; next, to the Members to the extent of their capital sub-account balances for the Company; and finally, the balance to the Members in proportion to their Percentage Interests. Articles of dissolution shall be filed as the Act requires, and the Company shall terminate when winding up is complete.</w:t>
+        <w:t xml:space="preserve"> Upon dissolution of the Company, the Manager (or, if there is none, a person designated by a Majority in Interest) shall wind up the Company and each Protected Series. After the winding up of each Protected Series under Section 14.2, the remaining Associated Assets of the Company shall be applied: first, to pay or provide for the Company's Associated Liabilities to creditors other than Members; next, to pay or provide for the Company's Associated Liabilities to Members as creditors; next, to the Members to the extent of their capital account balances; and finally, the balance to the Members in proportion to their Percentage Interests. Articles of dissolution shall be filed as the Act requires, and the Company shall terminate when winding up is complete.</w:t>
       </w:r>
     </w:p>
     <w:p>
@@ -5608,7 +5608,7 @@
                 <w:sz w:val="22"/>
                 <w:szCs w:val="22"/>
               </w:rPr>
-              <w:t xml:space="preserve">[Same as Company Manager / NAME]</w:t>
+              <w:t xml:space="preserve">Same as Company Manager</w:t>
             </w:r>
           </w:p>
         </w:tc>

--- a/docs/word/FPSLLC Operating Agreement - Manager-Managed Multi-Member (Partnership) - DRAFT.docx
+++ b/docs/word/FPSLLC Operating Agreement - Manager-Managed Multi-Member (Partnership) - DRAFT.docx
@@ -2489,7 +2489,7 @@
           <w:sz w:val="24"/>
           <w:szCs w:val="24"/>
         </w:rPr>
-        <w:t xml:space="preserve"> A capital account shall be established and maintained for each Member reflecting the Member's capital in the Company. Capital accounts shall be maintained in accordance with the capital accounting rules of section 704(b) of the Internal Revenue Code of 1986, as amended (the "Code"), and the Treasury Regulations thereunder, and shall be credited with contributions and allocations of profit and debited with distributions and allocations of loss as so required. A transferee of all or part of a Membership Interest succeeds to the portion of the transferor's capital account (and sub-accounts) attributable to the transferred interest. Nothing in this Agreement creates a deficit restoration obligation or otherwise personally obligates any Member to contribute capital beyond the contributions required by Sections 6.1 and 6.2.</w:t>
+        <w:t xml:space="preserve"> A capital account shall be established and maintained for each Member reflecting the Member's capital in the Company. Capital accounts shall be maintained in accordance with the capital accounting rules of section 704(b) of the Internal Revenue Code of 1986, as amended (the "Code"), and the Treasury Regulations thereunder, and shall be credited with contributions and allocations of profit and debited with distributions and allocations of loss as so required. A transferee of all or part of a Membership Interest succeeds to the portion of the transferor's capital account attributable to the transferred interest. Nothing in this Agreement creates a deficit restoration obligation or otherwise personally obligates any Member to contribute capital beyond the contributions required by Sections 6.1 and 6.2.</w:t>
       </w:r>
     </w:p>
     <w:p>
@@ -6611,7 +6611,7 @@
           <w:sz w:val="24"/>
           <w:szCs w:val="24"/>
         </w:rPr>
-        <w:t xml:space="preserve">Form document — [COMPANY NAME], LLC Operating Agreement (Manager-Managed, Multiple Members / Partnership Taxation), v1 draft. Statutory citations verified against Online Sunshine on August 3, 2026: ss. 605.2103, 605.2107, 605.2201, 605.2202, 605.2301, 605.2401, 605.2501, 605.2604, 605.0502, 605.0503, 605.04091, 48.062, 711.50–711.512, Fla. Stat.; 11 U.S.C. §365; In re Soderstrom, 484 B.R. 874 (M.D. Fla. 2013).</w:t>
+        <w:t xml:space="preserve">Form document — [COMPANY NAME], LLC Operating Agreement (Manager-Managed, Multiple Members / Partnership Taxation), v1 draft. Statutory citations in this form: ss. 48.062, 605.0102, 605.0302, 605.0502, 605.0503, 605.0702, 605.2101, 605.2103, 605.2107, 605.2201, 605.2301, 605.2302, 605.2303, 605.2304, 605.2401, 605.2602, 605.2605, 605.2607, 605.2802, 605.04074, 605.04091, 711.501, 711.512, Fla. Stat.; 11 U.S.C. §365; In re Soderstrom, 484 B.R. 874 (M.D. Fla. 2013).</w:t>
       </w:r>
     </w:p>
     <w:p>

--- a/docs/word/FPSLLC Operating Agreement - Manager-Managed Multi-Member (Partnership) - DRAFT.docx
+++ b/docs/word/FPSLLC Operating Agreement - Manager-Managed Multi-Member (Partnership) - DRAFT.docx
@@ -4130,7 +4130,7 @@
           <w:sz w:val="24"/>
           <w:szCs w:val="24"/>
         </w:rPr>
-        <w:t xml:space="preserve"> Headings are for convenience only. "Including" means "including without limitation." References to statutes include amendments and successor provisions.</w:t>
+        <w:t xml:space="preserve"> Headings are for convenience only. "Including" means "including without limitation." References to statutes include amendments and successor provisions. Words in the singular include the plural, and words in the plural include the singular, as the context requires.</w:t>
       </w:r>
     </w:p>
     <w:p>

--- a/docs/word/FPSLLC Operating Agreement - Manager-Managed Multi-Member (Partnership) - DRAFT.docx
+++ b/docs/word/FPSLLC Operating Agreement - Manager-Managed Multi-Member (Partnership) - DRAFT.docx
@@ -6611,7 +6611,7 @@
           <w:sz w:val="24"/>
           <w:szCs w:val="24"/>
         </w:rPr>
-        <w:t xml:space="preserve">Form document — [COMPANY NAME], LLC Operating Agreement (Manager-Managed, Multiple Members / Partnership Taxation), v1 draft. Statutory citations in this form: ss. 48.062, 605.0102, 605.0302, 605.0502, 605.0503, 605.0702, 605.2101, 605.2103, 605.2107, 605.2201, 605.2301, 605.2302, 605.2303, 605.2304, 605.2401, 605.2602, 605.2605, 605.2607, 605.2802, 605.04074, 605.04091, 711.501, 711.512, Fla. Stat.; 11 U.S.C. §365; In re Soderstrom, 484 B.R. 874 (M.D. Fla. 2013).</w:t>
+        <w:t xml:space="preserve">Form document — [COMPANY NAME], LLC Operating Agreement (Manager-Managed, Multiple Members / Partnership Taxation), v1 draft. Statutory citations in this form: ss. 48.062, 605.0102, 605.0302, 605.0502, 605.0503, 605.0702, 605.2101, 605.2103, 605.2107, 605.2201, 605.2301, 605.2302, 605.2303, 605.2304, 605.2401, 605.2602, 605.2605, 605.2607, 605.2802, 605.04074, 605.04091, 711.50, 711.501, 711.512, Fla. Stat.; 11 U.S.C. §365; In re Soderstrom, 484 B.R. 874 (M.D. Fla. 2013). Internal Revenue Code sections: 704, 754, 6221, 6223, 6226.</w:t>
       </w:r>
     </w:p>
     <w:p>

--- a/docs/word/FPSLLC Operating Agreement - Manager-Managed Multi-Member (Partnership) - DRAFT.docx
+++ b/docs/word/FPSLLC Operating Agreement - Manager-Managed Multi-Member (Partnership) - DRAFT.docx
@@ -4317,32 +4317,34 @@
     </w:p>
     <w:p>
       <w:pPr>
-        <w:widowControl/>
-        <w:spacing w:after="160"/>
-        <w:jc w:val="both"/>
-      </w:pPr>
-      <w:r>
-        <w:rPr>
-          <w:rFonts w:ascii="Times New Roman" w:hAnsi="Times New Roman"/>
-          <w:sz w:val="24"/>
-          <w:szCs w:val="24"/>
-        </w:rPr>
-        <w:t xml:space="preserve">[[indent]][PRINTED NAME]</w:t>
-      </w:r>
-    </w:p>
-    <w:p>
-      <w:pPr>
-        <w:widowControl/>
-        <w:spacing w:after="160"/>
-        <w:jc w:val="both"/>
-      </w:pPr>
-      <w:r>
-        <w:rPr>
-          <w:rFonts w:ascii="Times New Roman" w:hAnsi="Times New Roman"/>
-          <w:sz w:val="24"/>
-          <w:szCs w:val="24"/>
-        </w:rPr>
-        <w:t xml:space="preserve">[[indent]][TITLE]</w:t>
+        <w:keepLines/>
+        <w:widowControl/>
+        <w:spacing w:after="160"/>
+        <w:ind w:left="407"/>
+      </w:pPr>
+      <w:r>
+        <w:rPr>
+          <w:rFonts w:ascii="Times New Roman" w:hAnsi="Times New Roman"/>
+          <w:sz w:val="24"/>
+          <w:szCs w:val="24"/>
+        </w:rPr>
+        <w:t xml:space="preserve">[PRINTED NAME]</w:t>
+      </w:r>
+    </w:p>
+    <w:p>
+      <w:pPr>
+        <w:keepLines/>
+        <w:widowControl/>
+        <w:spacing w:after="160"/>
+        <w:ind w:left="407"/>
+      </w:pPr>
+      <w:r>
+        <w:rPr>
+          <w:rFonts w:ascii="Times New Roman" w:hAnsi="Times New Roman"/>
+          <w:sz w:val="24"/>
+          <w:szCs w:val="24"/>
+        </w:rPr>
+        <w:t xml:space="preserve">[TITLE]</w:t>
       </w:r>
     </w:p>
     <w:p>
@@ -4466,32 +4468,34 @@
     </w:p>
     <w:p>
       <w:pPr>
-        <w:widowControl/>
-        <w:spacing w:after="160"/>
-        <w:jc w:val="both"/>
-      </w:pPr>
-      <w:r>
-        <w:rPr>
-          <w:rFonts w:ascii="Times New Roman" w:hAnsi="Times New Roman"/>
-          <w:sz w:val="24"/>
-          <w:szCs w:val="24"/>
-        </w:rPr>
-        <w:t xml:space="preserve">[[indent]][PRINTED NAME]</w:t>
-      </w:r>
-    </w:p>
-    <w:p>
-      <w:pPr>
-        <w:widowControl/>
-        <w:spacing w:after="160"/>
-        <w:jc w:val="both"/>
-      </w:pPr>
-      <w:r>
-        <w:rPr>
-          <w:rFonts w:ascii="Times New Roman" w:hAnsi="Times New Roman"/>
-          <w:sz w:val="24"/>
-          <w:szCs w:val="24"/>
-        </w:rPr>
-        <w:t xml:space="preserve">[[indent]][TITLE]</w:t>
+        <w:keepLines/>
+        <w:widowControl/>
+        <w:spacing w:after="160"/>
+        <w:ind w:left="407"/>
+      </w:pPr>
+      <w:r>
+        <w:rPr>
+          <w:rFonts w:ascii="Times New Roman" w:hAnsi="Times New Roman"/>
+          <w:sz w:val="24"/>
+          <w:szCs w:val="24"/>
+        </w:rPr>
+        <w:t xml:space="preserve">[PRINTED NAME]</w:t>
+      </w:r>
+    </w:p>
+    <w:p>
+      <w:pPr>
+        <w:keepLines/>
+        <w:widowControl/>
+        <w:spacing w:after="160"/>
+        <w:ind w:left="407"/>
+      </w:pPr>
+      <w:r>
+        <w:rPr>
+          <w:rFonts w:ascii="Times New Roman" w:hAnsi="Times New Roman"/>
+          <w:sz w:val="24"/>
+          <w:szCs w:val="24"/>
+        </w:rPr>
+        <w:t xml:space="preserve">[TITLE]</w:t>
       </w:r>
     </w:p>
     <w:p>
@@ -4712,81 +4716,283 @@
           </w:p>
         </w:tc>
       </w:tr>
+      <w:tr>
+        <w:trPr>
+          <w:cantSplit/>
+        </w:trPr>
+        <w:tc>
+          <w:tcPr>
+            <w:tcW w:w="1872" w:type="dxa"/>
+            <w:tcMar>
+              <w:top w:w="60" w:type="dxa"/>
+              <w:left w:w="108" w:type="dxa"/>
+              <w:bottom w:w="60" w:type="dxa"/>
+              <w:right w:w="108" w:type="dxa"/>
+            </w:tcMar>
+          </w:tcPr>
+          <w:p>
+            <w:pPr>
+              <w:keepLines/>
+              <w:widowControl/>
+              <w:spacing w:before="40" w:after="40"/>
+            </w:pPr>
+            <w:r>
+              <w:rPr>
+                <w:rFonts w:ascii="Times New Roman" w:hAnsi="Times New Roman"/>
+                <w:sz w:val="22"/>
+                <w:szCs w:val="22"/>
+              </w:rPr>
+              <w:t xml:space="preserve">[MEMBER NAME] as [HOLDING]</w:t>
+            </w:r>
+          </w:p>
+        </w:tc>
+        <w:tc>
+          <w:tcPr>
+            <w:tcW w:w="1872" w:type="dxa"/>
+            <w:tcMar>
+              <w:top w:w="60" w:type="dxa"/>
+              <w:left w:w="108" w:type="dxa"/>
+              <w:bottom w:w="60" w:type="dxa"/>
+              <w:right w:w="108" w:type="dxa"/>
+            </w:tcMar>
+          </w:tcPr>
+          <w:p>
+            <w:pPr>
+              <w:keepLines/>
+              <w:widowControl/>
+              <w:spacing w:before="40" w:after="40"/>
+            </w:pPr>
+            <w:r>
+              <w:rPr>
+                <w:rFonts w:ascii="Times New Roman" w:hAnsi="Times New Roman"/>
+                <w:sz w:val="22"/>
+                <w:szCs w:val="22"/>
+              </w:rPr>
+              <w:t xml:space="preserve">[MEMBER ADDRESS]</w:t>
+            </w:r>
+          </w:p>
+        </w:tc>
+        <w:tc>
+          <w:tcPr>
+            <w:tcW w:w="1872" w:type="dxa"/>
+            <w:tcMar>
+              <w:top w:w="60" w:type="dxa"/>
+              <w:left w:w="108" w:type="dxa"/>
+              <w:bottom w:w="60" w:type="dxa"/>
+              <w:right w:w="108" w:type="dxa"/>
+            </w:tcMar>
+          </w:tcPr>
+          <w:p>
+            <w:pPr>
+              <w:keepLines/>
+              <w:widowControl/>
+              <w:spacing w:before="40" w:after="40"/>
+            </w:pPr>
+            <w:r>
+              <w:rPr>
+                <w:rFonts w:ascii="Times New Roman" w:hAnsi="Times New Roman"/>
+                <w:sz w:val="22"/>
+                <w:szCs w:val="22"/>
+              </w:rPr>
+              <w:t xml:space="preserve">[MEMBER SHARE]</w:t>
+            </w:r>
+          </w:p>
+        </w:tc>
+        <w:tc>
+          <w:tcPr>
+            <w:tcW w:w="1872" w:type="dxa"/>
+            <w:tcMar>
+              <w:top w:w="60" w:type="dxa"/>
+              <w:left w:w="108" w:type="dxa"/>
+              <w:bottom w:w="60" w:type="dxa"/>
+              <w:right w:w="108" w:type="dxa"/>
+            </w:tcMar>
+          </w:tcPr>
+          <w:p>
+            <w:pPr>
+              <w:keepLines/>
+              <w:widowControl/>
+              <w:spacing w:before="40" w:after="40"/>
+            </w:pPr>
+            <w:r>
+              <w:rPr>
+                <w:rFonts w:ascii="Times New Roman" w:hAnsi="Times New Roman"/>
+                <w:sz w:val="22"/>
+                <w:szCs w:val="22"/>
+              </w:rPr>
+              <w:t xml:space="preserve">[MEMBER CONTRIBUTION]</w:t>
+            </w:r>
+          </w:p>
+        </w:tc>
+        <w:tc>
+          <w:tcPr>
+            <w:tcW w:w="1872" w:type="dxa"/>
+            <w:tcMar>
+              <w:top w:w="60" w:type="dxa"/>
+              <w:left w:w="108" w:type="dxa"/>
+              <w:bottom w:w="60" w:type="dxa"/>
+              <w:right w:w="108" w:type="dxa"/>
+            </w:tcMar>
+          </w:tcPr>
+          <w:p>
+            <w:pPr>
+              <w:keepLines/>
+              <w:widowControl/>
+              <w:spacing w:before="40" w:after="40"/>
+            </w:pPr>
+            <w:r>
+              <w:rPr>
+                <w:rFonts w:ascii="Times New Roman" w:hAnsi="Times New Roman"/>
+                <w:sz w:val="22"/>
+                <w:szCs w:val="22"/>
+              </w:rPr>
+              <w:t xml:space="preserve">[MEMBER DATE]</w:t>
+            </w:r>
+          </w:p>
+        </w:tc>
+      </w:tr>
+      <w:tr>
+        <w:trPr>
+          <w:cantSplit/>
+        </w:trPr>
+        <w:tc>
+          <w:tcPr>
+            <w:tcW w:w="1872" w:type="dxa"/>
+            <w:tcMar>
+              <w:top w:w="60" w:type="dxa"/>
+              <w:left w:w="108" w:type="dxa"/>
+              <w:bottom w:w="60" w:type="dxa"/>
+              <w:right w:w="108" w:type="dxa"/>
+            </w:tcMar>
+          </w:tcPr>
+          <w:p>
+            <w:pPr>
+              <w:keepLines/>
+              <w:widowControl/>
+              <w:spacing w:before="40" w:after="40"/>
+            </w:pPr>
+            <w:r>
+              <w:rPr>
+                <w:rFonts w:ascii="Times New Roman" w:hAnsi="Times New Roman"/>
+                <w:b/>
+                <w:sz w:val="22"/>
+                <w:szCs w:val="22"/>
+              </w:rPr>
+              <w:t xml:space="preserve">Total</w:t>
+            </w:r>
+          </w:p>
+        </w:tc>
+        <w:tc>
+          <w:tcPr>
+            <w:tcW w:w="1872" w:type="dxa"/>
+            <w:tcMar>
+              <w:top w:w="60" w:type="dxa"/>
+              <w:left w:w="108" w:type="dxa"/>
+              <w:bottom w:w="60" w:type="dxa"/>
+              <w:right w:w="108" w:type="dxa"/>
+            </w:tcMar>
+          </w:tcPr>
+          <w:p>
+            <w:pPr>
+              <w:keepLines/>
+              <w:widowControl/>
+              <w:spacing w:before="40" w:after="40"/>
+            </w:pPr>
+            <w:r>
+              <w:rPr>
+                <w:rFonts w:ascii="Times New Roman" w:hAnsi="Times New Roman"/>
+                <w:sz w:val="22"/>
+              </w:rPr>
+            </w:r>
+          </w:p>
+        </w:tc>
+        <w:tc>
+          <w:tcPr>
+            <w:tcW w:w="1872" w:type="dxa"/>
+            <w:tcMar>
+              <w:top w:w="60" w:type="dxa"/>
+              <w:left w:w="108" w:type="dxa"/>
+              <w:bottom w:w="60" w:type="dxa"/>
+              <w:right w:w="108" w:type="dxa"/>
+            </w:tcMar>
+          </w:tcPr>
+          <w:p>
+            <w:pPr>
+              <w:keepLines/>
+              <w:widowControl/>
+              <w:spacing w:before="40" w:after="40"/>
+            </w:pPr>
+            <w:r>
+              <w:rPr>
+                <w:rFonts w:ascii="Times New Roman" w:hAnsi="Times New Roman"/>
+                <w:b/>
+                <w:sz w:val="22"/>
+                <w:szCs w:val="22"/>
+              </w:rPr>
+              <w:t xml:space="preserve">100%</w:t>
+            </w:r>
+          </w:p>
+        </w:tc>
+        <w:tc>
+          <w:tcPr>
+            <w:tcW w:w="1872" w:type="dxa"/>
+            <w:tcMar>
+              <w:top w:w="60" w:type="dxa"/>
+              <w:left w:w="108" w:type="dxa"/>
+              <w:bottom w:w="60" w:type="dxa"/>
+              <w:right w:w="108" w:type="dxa"/>
+            </w:tcMar>
+          </w:tcPr>
+          <w:p>
+            <w:pPr>
+              <w:keepLines/>
+              <w:widowControl/>
+              <w:spacing w:before="40" w:after="40"/>
+            </w:pPr>
+            <w:r>
+              <w:rPr>
+                <w:rFonts w:ascii="Times New Roman" w:hAnsi="Times New Roman"/>
+                <w:sz w:val="22"/>
+              </w:rPr>
+            </w:r>
+          </w:p>
+        </w:tc>
+        <w:tc>
+          <w:tcPr>
+            <w:tcW w:w="1872" w:type="dxa"/>
+            <w:tcMar>
+              <w:top w:w="60" w:type="dxa"/>
+              <w:left w:w="108" w:type="dxa"/>
+              <w:bottom w:w="60" w:type="dxa"/>
+              <w:right w:w="108" w:type="dxa"/>
+            </w:tcMar>
+          </w:tcPr>
+          <w:p>
+            <w:pPr>
+              <w:keepLines/>
+              <w:widowControl/>
+              <w:spacing w:before="40" w:after="40"/>
+            </w:pPr>
+            <w:r>
+              <w:rPr>
+                <w:rFonts w:ascii="Times New Roman" w:hAnsi="Times New Roman"/>
+                <w:sz w:val="22"/>
+              </w:rPr>
+            </w:r>
+          </w:p>
+        </w:tc>
+      </w:tr>
     </w:tbl>
     <w:p>
       <w:pPr>
         <w:widowControl/>
-        <w:spacing w:after="160"/>
-      </w:pPr>
-      <w:r>
-        <w:rPr>
-          <w:rFonts w:ascii="Times New Roman" w:hAnsi="Times New Roman"/>
-          <w:sz w:val="24"/>
-        </w:rPr>
-      </w:r>
-    </w:p>
-    <w:p>
-      <w:pPr>
-        <w:widowControl/>
-        <w:spacing w:after="160"/>
-        <w:jc w:val="both"/>
-      </w:pPr>
-      <w:r>
-        <w:rPr>
-          <w:rFonts w:ascii="Times New Roman" w:hAnsi="Times New Roman"/>
-          <w:sz w:val="24"/>
-          <w:szCs w:val="24"/>
-        </w:rPr>
-        <w:t xml:space="preserve">| [MEMBER NAME] as [HOLDING] | [MEMBER ADDRESS] | [MEMBER SHARE] | [MEMBER CONTRIBUTION] | [MEMBER DATE] |</w:t>
-      </w:r>
-    </w:p>
-    <w:p>
-      <w:pPr>
-        <w:widowControl/>
-        <w:spacing w:after="160"/>
-        <w:jc w:val="both"/>
-      </w:pPr>
-      <w:r>
-        <w:rPr>
-          <w:rFonts w:ascii="Times New Roman" w:hAnsi="Times New Roman"/>
-          <w:sz w:val="24"/>
-          <w:szCs w:val="24"/>
-        </w:rPr>
-        <w:t xml:space="preserve">| </w:t>
-      </w:r>
-      <w:r>
-        <w:rPr>
-          <w:rFonts w:ascii="Times New Roman" w:hAnsi="Times New Roman"/>
-          <w:b/>
-          <w:sz w:val="24"/>
-          <w:szCs w:val="24"/>
-        </w:rPr>
-        <w:t xml:space="preserve">Total</w:t>
-      </w:r>
-      <w:r>
-        <w:rPr>
-          <w:rFonts w:ascii="Times New Roman" w:hAnsi="Times New Roman"/>
-          <w:sz w:val="24"/>
-          <w:szCs w:val="24"/>
-        </w:rPr>
-        <w:t xml:space="preserve"> | | </w:t>
-      </w:r>
-      <w:r>
-        <w:rPr>
-          <w:rFonts w:ascii="Times New Roman" w:hAnsi="Times New Roman"/>
-          <w:b/>
-          <w:sz w:val="24"/>
-          <w:szCs w:val="24"/>
-        </w:rPr>
-        <w:t xml:space="preserve">100%</w:t>
-      </w:r>
-      <w:r>
-        <w:rPr>
-          <w:rFonts w:ascii="Times New Roman" w:hAnsi="Times New Roman"/>
-          <w:sz w:val="24"/>
-          <w:szCs w:val="24"/>
-        </w:rPr>
-        <w:t xml:space="preserve"> | | |</w:t>
+        <w:spacing w:after="0"/>
+      </w:pPr>
+      <w:r>
+        <w:rPr>
+          <w:rFonts w:ascii="Times New Roman" w:hAnsi="Times New Roman"/>
+          <w:sz w:val="24"/>
+        </w:rPr>
       </w:r>
     </w:p>
     <w:p>
@@ -4939,32 +5145,126 @@
           </w:p>
         </w:tc>
       </w:tr>
+      <w:tr>
+        <w:trPr>
+          <w:cantSplit/>
+        </w:trPr>
+        <w:tc>
+          <w:tcPr>
+            <w:tcW w:w="2340" w:type="dxa"/>
+            <w:tcMar>
+              <w:top w:w="60" w:type="dxa"/>
+              <w:left w:w="108" w:type="dxa"/>
+              <w:bottom w:w="60" w:type="dxa"/>
+              <w:right w:w="108" w:type="dxa"/>
+            </w:tcMar>
+          </w:tcPr>
+          <w:p>
+            <w:pPr>
+              <w:keepLines/>
+              <w:widowControl/>
+              <w:spacing w:before="40" w:after="40"/>
+            </w:pPr>
+            <w:r>
+              <w:rPr>
+                <w:rFonts w:ascii="Times New Roman" w:hAnsi="Times New Roman"/>
+                <w:sz w:val="22"/>
+                <w:szCs w:val="22"/>
+              </w:rPr>
+              <w:t xml:space="preserve">[ASSET]</w:t>
+            </w:r>
+          </w:p>
+        </w:tc>
+        <w:tc>
+          <w:tcPr>
+            <w:tcW w:w="2340" w:type="dxa"/>
+            <w:tcMar>
+              <w:top w:w="60" w:type="dxa"/>
+              <w:left w:w="108" w:type="dxa"/>
+              <w:bottom w:w="60" w:type="dxa"/>
+              <w:right w:w="108" w:type="dxa"/>
+            </w:tcMar>
+          </w:tcPr>
+          <w:p>
+            <w:pPr>
+              <w:keepLines/>
+              <w:widowControl/>
+              <w:spacing w:before="40" w:after="40"/>
+            </w:pPr>
+            <w:r>
+              <w:rPr>
+                <w:rFonts w:ascii="Times New Roman" w:hAnsi="Times New Roman"/>
+                <w:sz w:val="22"/>
+                <w:szCs w:val="22"/>
+              </w:rPr>
+              <w:t xml:space="preserve">[ASSET VALUE]</w:t>
+            </w:r>
+          </w:p>
+        </w:tc>
+        <w:tc>
+          <w:tcPr>
+            <w:tcW w:w="2340" w:type="dxa"/>
+            <w:tcMar>
+              <w:top w:w="60" w:type="dxa"/>
+              <w:left w:w="108" w:type="dxa"/>
+              <w:bottom w:w="60" w:type="dxa"/>
+              <w:right w:w="108" w:type="dxa"/>
+            </w:tcMar>
+          </w:tcPr>
+          <w:p>
+            <w:pPr>
+              <w:keepLines/>
+              <w:widowControl/>
+              <w:spacing w:before="40" w:after="40"/>
+            </w:pPr>
+            <w:r>
+              <w:rPr>
+                <w:rFonts w:ascii="Times New Roman" w:hAnsi="Times New Roman"/>
+                <w:sz w:val="22"/>
+                <w:szCs w:val="22"/>
+              </w:rPr>
+              <w:t xml:space="preserve">[ASSET BY]</w:t>
+            </w:r>
+          </w:p>
+        </w:tc>
+        <w:tc>
+          <w:tcPr>
+            <w:tcW w:w="2340" w:type="dxa"/>
+            <w:tcMar>
+              <w:top w:w="60" w:type="dxa"/>
+              <w:left w:w="108" w:type="dxa"/>
+              <w:bottom w:w="60" w:type="dxa"/>
+              <w:right w:w="108" w:type="dxa"/>
+            </w:tcMar>
+          </w:tcPr>
+          <w:p>
+            <w:pPr>
+              <w:keepLines/>
+              <w:widowControl/>
+              <w:spacing w:before="40" w:after="40"/>
+            </w:pPr>
+            <w:r>
+              <w:rPr>
+                <w:rFonts w:ascii="Times New Roman" w:hAnsi="Times New Roman"/>
+                <w:sz w:val="22"/>
+                <w:szCs w:val="22"/>
+              </w:rPr>
+              <w:t xml:space="preserve">[ASSET TO]</w:t>
+            </w:r>
+          </w:p>
+        </w:tc>
+      </w:tr>
     </w:tbl>
     <w:p>
       <w:pPr>
         <w:widowControl/>
-        <w:spacing w:after="160"/>
-      </w:pPr>
-      <w:r>
-        <w:rPr>
-          <w:rFonts w:ascii="Times New Roman" w:hAnsi="Times New Roman"/>
-          <w:sz w:val="24"/>
-        </w:rPr>
-      </w:r>
-    </w:p>
-    <w:p>
-      <w:pPr>
-        <w:widowControl/>
-        <w:spacing w:after="160"/>
-        <w:jc w:val="both"/>
-      </w:pPr>
-      <w:r>
-        <w:rPr>
-          <w:rFonts w:ascii="Times New Roman" w:hAnsi="Times New Roman"/>
-          <w:sz w:val="24"/>
-          <w:szCs w:val="24"/>
-        </w:rPr>
-        <w:t xml:space="preserve">| [ASSET] | [ASSET VALUE] | [ASSET BY] | [ASSET TO] |</w:t>
+        <w:spacing w:after="0"/>
+      </w:pPr>
+      <w:r>
+        <w:rPr>
+          <w:rFonts w:ascii="Times New Roman" w:hAnsi="Times New Roman"/>
+          <w:sz w:val="24"/>
+        </w:rPr>
       </w:r>
     </w:p>
     <w:p>
@@ -5089,64 +5389,184 @@
           </w:p>
         </w:tc>
       </w:tr>
+      <w:tr>
+        <w:trPr>
+          <w:cantSplit/>
+        </w:trPr>
+        <w:tc>
+          <w:tcPr>
+            <w:tcW w:w="3120" w:type="dxa"/>
+            <w:tcMar>
+              <w:top w:w="60" w:type="dxa"/>
+              <w:left w:w="108" w:type="dxa"/>
+              <w:bottom w:w="60" w:type="dxa"/>
+              <w:right w:w="108" w:type="dxa"/>
+            </w:tcMar>
+          </w:tcPr>
+          <w:p>
+            <w:pPr>
+              <w:keepLines/>
+              <w:widowControl/>
+              <w:spacing w:before="40" w:after="40"/>
+            </w:pPr>
+            <w:r>
+              <w:rPr>
+                <w:rFonts w:ascii="Times New Roman" w:hAnsi="Times New Roman"/>
+                <w:sz w:val="22"/>
+                <w:szCs w:val="22"/>
+              </w:rPr>
+              <w:t xml:space="preserve">[SERIES]</w:t>
+            </w:r>
+          </w:p>
+        </w:tc>
+        <w:tc>
+          <w:tcPr>
+            <w:tcW w:w="3120" w:type="dxa"/>
+            <w:tcMar>
+              <w:top w:w="60" w:type="dxa"/>
+              <w:left w:w="108" w:type="dxa"/>
+              <w:bottom w:w="60" w:type="dxa"/>
+              <w:right w:w="108" w:type="dxa"/>
+            </w:tcMar>
+          </w:tcPr>
+          <w:p>
+            <w:pPr>
+              <w:keepLines/>
+              <w:widowControl/>
+              <w:spacing w:before="40" w:after="40"/>
+            </w:pPr>
+            <w:r>
+              <w:rPr>
+                <w:rFonts w:ascii="Times New Roman" w:hAnsi="Times New Roman"/>
+                <w:sz w:val="22"/>
+                <w:szCs w:val="22"/>
+              </w:rPr>
+              <w:t xml:space="preserve">[CONTRIBUTION]</w:t>
+            </w:r>
+          </w:p>
+        </w:tc>
+        <w:tc>
+          <w:tcPr>
+            <w:tcW w:w="3120" w:type="dxa"/>
+            <w:tcMar>
+              <w:top w:w="60" w:type="dxa"/>
+              <w:left w:w="108" w:type="dxa"/>
+              <w:bottom w:w="60" w:type="dxa"/>
+              <w:right w:w="108" w:type="dxa"/>
+            </w:tcMar>
+          </w:tcPr>
+          <w:p>
+            <w:pPr>
+              <w:keepLines/>
+              <w:widowControl/>
+              <w:spacing w:before="40" w:after="40"/>
+            </w:pPr>
+            <w:r>
+              <w:rPr>
+                <w:rFonts w:ascii="Times New Roman" w:hAnsi="Times New Roman"/>
+                <w:sz w:val="22"/>
+                <w:szCs w:val="22"/>
+              </w:rPr>
+              <w:t xml:space="preserve">[SERIES TOTAL]</w:t>
+            </w:r>
+          </w:p>
+        </w:tc>
+      </w:tr>
+      <w:tr>
+        <w:trPr>
+          <w:cantSplit/>
+        </w:trPr>
+        <w:tc>
+          <w:tcPr>
+            <w:tcW w:w="3120" w:type="dxa"/>
+            <w:tcMar>
+              <w:top w:w="60" w:type="dxa"/>
+              <w:left w:w="108" w:type="dxa"/>
+              <w:bottom w:w="60" w:type="dxa"/>
+              <w:right w:w="108" w:type="dxa"/>
+            </w:tcMar>
+          </w:tcPr>
+          <w:p>
+            <w:pPr>
+              <w:keepLines/>
+              <w:widowControl/>
+              <w:spacing w:before="40" w:after="40"/>
+            </w:pPr>
+            <w:r>
+              <w:rPr>
+                <w:rFonts w:ascii="Times New Roman" w:hAnsi="Times New Roman"/>
+                <w:b/>
+                <w:sz w:val="22"/>
+                <w:szCs w:val="22"/>
+              </w:rPr>
+              <w:t xml:space="preserve">Retained by the Company</w:t>
+            </w:r>
+          </w:p>
+        </w:tc>
+        <w:tc>
+          <w:tcPr>
+            <w:tcW w:w="3120" w:type="dxa"/>
+            <w:tcMar>
+              <w:top w:w="60" w:type="dxa"/>
+              <w:left w:w="108" w:type="dxa"/>
+              <w:bottom w:w="60" w:type="dxa"/>
+              <w:right w:w="108" w:type="dxa"/>
+            </w:tcMar>
+          </w:tcPr>
+          <w:p>
+            <w:pPr>
+              <w:keepLines/>
+              <w:widowControl/>
+              <w:spacing w:before="40" w:after="40"/>
+            </w:pPr>
+            <w:r>
+              <w:rPr>
+                <w:rFonts w:ascii="Times New Roman" w:hAnsi="Times New Roman"/>
+                <w:sz w:val="22"/>
+                <w:szCs w:val="22"/>
+              </w:rPr>
+              <w:t xml:space="preserve">[RETAINED ASSETS]</w:t>
+            </w:r>
+          </w:p>
+        </w:tc>
+        <w:tc>
+          <w:tcPr>
+            <w:tcW w:w="3120" w:type="dxa"/>
+            <w:tcMar>
+              <w:top w:w="60" w:type="dxa"/>
+              <w:left w:w="108" w:type="dxa"/>
+              <w:bottom w:w="60" w:type="dxa"/>
+              <w:right w:w="108" w:type="dxa"/>
+            </w:tcMar>
+          </w:tcPr>
+          <w:p>
+            <w:pPr>
+              <w:keepLines/>
+              <w:widowControl/>
+              <w:spacing w:before="40" w:after="40"/>
+            </w:pPr>
+            <w:r>
+              <w:rPr>
+                <w:rFonts w:ascii="Times New Roman" w:hAnsi="Times New Roman"/>
+                <w:sz w:val="22"/>
+                <w:szCs w:val="22"/>
+              </w:rPr>
+              <w:t xml:space="preserve">[RETAINED]</w:t>
+            </w:r>
+          </w:p>
+        </w:tc>
+      </w:tr>
     </w:tbl>
     <w:p>
       <w:pPr>
         <w:widowControl/>
-        <w:spacing w:after="160"/>
-      </w:pPr>
-      <w:r>
-        <w:rPr>
-          <w:rFonts w:ascii="Times New Roman" w:hAnsi="Times New Roman"/>
-          <w:sz w:val="24"/>
-        </w:rPr>
-      </w:r>
-    </w:p>
-    <w:p>
-      <w:pPr>
-        <w:widowControl/>
-        <w:spacing w:after="160"/>
-        <w:jc w:val="both"/>
-      </w:pPr>
-      <w:r>
-        <w:rPr>
-          <w:rFonts w:ascii="Times New Roman" w:hAnsi="Times New Roman"/>
-          <w:sz w:val="24"/>
-          <w:szCs w:val="24"/>
-        </w:rPr>
-        <w:t xml:space="preserve">| [SERIES] | [CONTRIBUTION] | [SERIES TOTAL] |</w:t>
-      </w:r>
-    </w:p>
-    <w:p>
-      <w:pPr>
-        <w:widowControl/>
-        <w:spacing w:after="160"/>
-        <w:jc w:val="both"/>
-      </w:pPr>
-      <w:r>
-        <w:rPr>
-          <w:rFonts w:ascii="Times New Roman" w:hAnsi="Times New Roman"/>
-          <w:sz w:val="24"/>
-          <w:szCs w:val="24"/>
-        </w:rPr>
-        <w:t xml:space="preserve">| </w:t>
-      </w:r>
-      <w:r>
-        <w:rPr>
-          <w:rFonts w:ascii="Times New Roman" w:hAnsi="Times New Roman"/>
-          <w:b/>
-          <w:sz w:val="24"/>
-          <w:szCs w:val="24"/>
-        </w:rPr>
-        <w:t xml:space="preserve">Retained by the Company</w:t>
-      </w:r>
-      <w:r>
-        <w:rPr>
-          <w:rFonts w:ascii="Times New Roman" w:hAnsi="Times New Roman"/>
-          <w:sz w:val="24"/>
-          <w:szCs w:val="24"/>
-        </w:rPr>
-        <w:t xml:space="preserve"> | [RETAINED ASSETS] | [RETAINED] |</w:t>
+        <w:spacing w:after="0"/>
+      </w:pPr>
+      <w:r>
+        <w:rPr>
+          <w:rFonts w:ascii="Times New Roman" w:hAnsi="Times New Roman"/>
+          <w:sz w:val="24"/>
+        </w:rPr>
       </w:r>
     </w:p>
     <w:p>
@@ -5271,32 +5691,100 @@
           </w:p>
         </w:tc>
       </w:tr>
+      <w:tr>
+        <w:trPr>
+          <w:cantSplit/>
+        </w:trPr>
+        <w:tc>
+          <w:tcPr>
+            <w:tcW w:w="3120" w:type="dxa"/>
+            <w:tcMar>
+              <w:top w:w="60" w:type="dxa"/>
+              <w:left w:w="108" w:type="dxa"/>
+              <w:bottom w:w="60" w:type="dxa"/>
+              <w:right w:w="108" w:type="dxa"/>
+            </w:tcMar>
+          </w:tcPr>
+          <w:p>
+            <w:pPr>
+              <w:keepLines/>
+              <w:widowControl/>
+              <w:spacing w:before="40" w:after="40"/>
+            </w:pPr>
+            <w:r>
+              <w:rPr>
+                <w:rFonts w:ascii="Times New Roman" w:hAnsi="Times New Roman"/>
+                <w:sz w:val="22"/>
+                <w:szCs w:val="22"/>
+              </w:rPr>
+              <w:t xml:space="preserve">[MEMBER NAME]</w:t>
+            </w:r>
+          </w:p>
+        </w:tc>
+        <w:tc>
+          <w:tcPr>
+            <w:tcW w:w="3120" w:type="dxa"/>
+            <w:tcMar>
+              <w:top w:w="60" w:type="dxa"/>
+              <w:left w:w="108" w:type="dxa"/>
+              <w:bottom w:w="60" w:type="dxa"/>
+              <w:right w:w="108" w:type="dxa"/>
+            </w:tcMar>
+          </w:tcPr>
+          <w:p>
+            <w:pPr>
+              <w:keepLines/>
+              <w:widowControl/>
+              <w:spacing w:before="40" w:after="40"/>
+            </w:pPr>
+            <w:r>
+              <w:rPr>
+                <w:rFonts w:ascii="Times New Roman" w:hAnsi="Times New Roman"/>
+                <w:sz w:val="22"/>
+                <w:szCs w:val="22"/>
+              </w:rPr>
+              <w:t xml:space="preserve">[MEMBER TOD] (effective at the death of the last surviving spouse)</w:t>
+            </w:r>
+          </w:p>
+        </w:tc>
+        <w:tc>
+          <w:tcPr>
+            <w:tcW w:w="3120" w:type="dxa"/>
+            <w:tcMar>
+              <w:top w:w="60" w:type="dxa"/>
+              <w:left w:w="108" w:type="dxa"/>
+              <w:bottom w:w="60" w:type="dxa"/>
+              <w:right w:w="108" w:type="dxa"/>
+            </w:tcMar>
+          </w:tcPr>
+          <w:p>
+            <w:pPr>
+              <w:keepLines/>
+              <w:widowControl/>
+              <w:spacing w:before="40" w:after="40"/>
+            </w:pPr>
+            <w:r>
+              <w:rPr>
+                <w:rFonts w:ascii="Times New Roman" w:hAnsi="Times New Roman"/>
+                <w:sz w:val="22"/>
+                <w:szCs w:val="22"/>
+              </w:rPr>
+              <w:t xml:space="preserve">[MEMBER TOD BACKUP]</w:t>
+            </w:r>
+          </w:p>
+        </w:tc>
+      </w:tr>
     </w:tbl>
     <w:p>
       <w:pPr>
         <w:widowControl/>
-        <w:spacing w:after="160"/>
-      </w:pPr>
-      <w:r>
-        <w:rPr>
-          <w:rFonts w:ascii="Times New Roman" w:hAnsi="Times New Roman"/>
-          <w:sz w:val="24"/>
-        </w:rPr>
-      </w:r>
-    </w:p>
-    <w:p>
-      <w:pPr>
-        <w:widowControl/>
-        <w:spacing w:after="160"/>
-        <w:jc w:val="both"/>
-      </w:pPr>
-      <w:r>
-        <w:rPr>
-          <w:rFonts w:ascii="Times New Roman" w:hAnsi="Times New Roman"/>
-          <w:sz w:val="24"/>
-          <w:szCs w:val="24"/>
-        </w:rPr>
-        <w:t xml:space="preserve">| [MEMBER NAME] | [MEMBER TOD] (effective at the death of the last surviving spouse) | [MEMBER TOD BACKUP] |</w:t>
+        <w:spacing w:after="0"/>
+      </w:pPr>
+      <w:r>
+        <w:rPr>
+          <w:rFonts w:ascii="Times New Roman" w:hAnsi="Times New Roman"/>
+          <w:sz w:val="24"/>
+        </w:rPr>
       </w:r>
     </w:p>
     <w:p>
@@ -5886,32 +6374,34 @@
     </w:p>
     <w:p>
       <w:pPr>
-        <w:widowControl/>
-        <w:spacing w:after="160"/>
-        <w:jc w:val="both"/>
-      </w:pPr>
-      <w:r>
-        <w:rPr>
-          <w:rFonts w:ascii="Times New Roman" w:hAnsi="Times New Roman"/>
-          <w:sz w:val="24"/>
-          <w:szCs w:val="24"/>
-        </w:rPr>
-        <w:t xml:space="preserve">[[indent]][PRINTED NAME]</w:t>
-      </w:r>
-    </w:p>
-    <w:p>
-      <w:pPr>
-        <w:widowControl/>
-        <w:spacing w:after="160"/>
-        <w:jc w:val="both"/>
-      </w:pPr>
-      <w:r>
-        <w:rPr>
-          <w:rFonts w:ascii="Times New Roman" w:hAnsi="Times New Roman"/>
-          <w:sz w:val="24"/>
-          <w:szCs w:val="24"/>
-        </w:rPr>
-        <w:t xml:space="preserve">[[indent]][TITLE]</w:t>
+        <w:keepLines/>
+        <w:widowControl/>
+        <w:spacing w:after="160"/>
+        <w:ind w:left="407"/>
+      </w:pPr>
+      <w:r>
+        <w:rPr>
+          <w:rFonts w:ascii="Times New Roman" w:hAnsi="Times New Roman"/>
+          <w:sz w:val="24"/>
+          <w:szCs w:val="24"/>
+        </w:rPr>
+        <w:t xml:space="preserve">[PRINTED NAME]</w:t>
+      </w:r>
+    </w:p>
+    <w:p>
+      <w:pPr>
+        <w:keepLines/>
+        <w:widowControl/>
+        <w:spacing w:after="160"/>
+        <w:ind w:left="407"/>
+      </w:pPr>
+      <w:r>
+        <w:rPr>
+          <w:rFonts w:ascii="Times New Roman" w:hAnsi="Times New Roman"/>
+          <w:sz w:val="24"/>
+          <w:szCs w:val="24"/>
+        </w:rPr>
+        <w:t xml:space="preserve">[TITLE]</w:t>
       </w:r>
     </w:p>
     <w:p>

--- a/docs/word/FPSLLC Operating Agreement - Manager-Managed Multi-Member (Partnership) - DRAFT.docx
+++ b/docs/word/FPSLLC Operating Agreement - Manager-Managed Multi-Member (Partnership) - DRAFT.docx
@@ -275,7 +275,7 @@
           <w:sz w:val="24"/>
           <w:szCs w:val="24"/>
         </w:rPr>
-        <w:t xml:space="preserve"> The Company is a limited liability company organized under the Florida Revised Uniform Limited Liability Company Act, Chapter 605, Florida Statutes (the "Act"). Upon the filing of its first Protected Series Designation with the Department, the Company is, and shall be identified in its records and dealings as, a </w:t>
+        <w:t xml:space="preserve"> The Company is a limited liability company organized under the Florida Revised Limited Liability Company Act, Chapter 605, Florida Statutes (the "Act"). Upon the filing of its first Protected Series Designation with the Department, the Company is, and shall be identified in its records and dealings as, a </w:t>
       </w:r>
       <w:r>
         <w:rPr>
@@ -357,7 +357,24 @@
           <w:sz w:val="24"/>
           <w:szCs w:val="24"/>
         </w:rPr>
-        <w:t xml:space="preserve"> The purpose of the Company, and of each Protected Series, is to engage in any lawful business, purpose, or activity for which limited liability companies may be organized under the Act, together with any additional purpose set forth in the Articles of Organization and, as to a Protected Series, any additional purpose set forth in its Series Exhibit. An additional purpose so stated is cumulative and does not limit the general purpose stated in this Section. The Company, and each Protected Series in its own name, shall have all powers conferred by the Act, including with respect to each Protected Series the power to enter into and enforce contracts; to acquire, own, hold, improve, lease, encumber, and convey real, personal, and intangible property; to grant liens and security interests in its Associated Assets; to open and maintain deposit and investment accounts; to sue and be sued; and to conduct its activities and affairs in its own name, all as contemplated by s. 605.2103, Florida Statutes.</w:t>
+        <w:t xml:space="preserve"> The purpose of the Company, and of each Protected Series, is to engage in any lawful business, purpose, or activity for which limited liability companies may be organized under the Act, together with any additional purpose set forth in the Articles of Organization and, as to a Protected Series, any additional purpose set forth in its Series Exhibit. An additional purpose so stated is cumulative and does not limit the general purpose stated in this Section. The Company, and each Protected Series in its own name, shall have all powers conferred by the Act, including with respect to each Protected Series the power to enter into and enforce contracts; to acquire, own, hold, improve, lease, encumber, and convey real, personal, and intangible property; to grant liens and security interests in its Associated Assets; to open and maintain deposit and investment accounts; to sue and be sued; and to conduct its activities and affairs in its own name, all as contemplated by s. 605.2103, Florida Statutes.  </w:t>
+      </w:r>
+      <w:r>
+        <w:rPr>
+          <w:rFonts w:ascii="Times New Roman" w:hAnsi="Times New Roman"/>
+          <w:b/>
+          <w:sz w:val="24"/>
+          <w:szCs w:val="24"/>
+        </w:rPr>
+        <w:t xml:space="preserve">Professional companies only.</w:t>
+      </w:r>
+      <w:r>
+        <w:rPr>
+          <w:rFonts w:ascii="Times New Roman" w:hAnsi="Times New Roman"/>
+          <w:sz w:val="24"/>
+          <w:szCs w:val="24"/>
+        </w:rPr>
+        <w:t xml:space="preserve"> Notwithstanding any other provision of this Agreement or any Series Exhibit, if the Company is organized as a professional limited liability company under Chapter 621, Florida Statutes, the Company and each Protected Series shall engage only in the professional services for which the Company was organized, together with investments and ownership of property permitted by s. 621.08. No Transfer of a Membership Interest or admission as a Member, including through a transfer-on-death designation, a permitted family Transfer, bankruptcy, or continuation after the last Member ceases to be a Member, is permitted unless the recipient is a professional corporation, professional limited liability company, or individual, each licensed or otherwise legally authorized to render the same specific professional services as those for which the Company was organized, as required by ss. 621.09(2) and 621.11(2). These requirements apply in addition to every other transfer and admission requirement of this Agreement, including any applicable S corporation shareholder eligibility requirement.</w:t>
       </w:r>
     </w:p>
     <w:p>
@@ -477,7 +494,7 @@
           <w:sz w:val="24"/>
           <w:szCs w:val="24"/>
         </w:rPr>
-        <w:t xml:space="preserve"> The Manager shall execute and cause to be filed with the Department all records the Act requires or permits, including Protected Series Designations, amendments thereto, statements of change, annual reports, and statements of dissolution, and shall take all other action necessary to maintain the Company and each Protected Series in good standing.</w:t>
+        <w:t xml:space="preserve"> The Manager shall execute and cause to be filed with the Department all records the Act requires or permits, including Protected Series Designations, amendments thereto, statements of change, annual reports, articles of dissolution of the Company, articles of protected series dissolution, and, after winding up a Protected Series, statements of designation cancellation, and shall take all other action necessary to maintain the Company and each Protected Series in good standing.</w:t>
       </w:r>
     </w:p>
     <w:p>
@@ -565,7 +582,7 @@
           <w:sz w:val="24"/>
           <w:szCs w:val="24"/>
         </w:rPr>
-        <w:t xml:space="preserve"> means the Florida Revised Uniform Limited Liability Company Act, Chapter 605, Florida Statutes, as amended, including the Protected Series Provisions.</w:t>
+        <w:t xml:space="preserve"> means the Florida Revised Limited Liability Company Act, Chapter 605, Florida Statutes, as amended, including the Protected Series Provisions.</w:t>
       </w:r>
     </w:p>
     <w:p>
@@ -2024,7 +2041,7 @@
           <w:sz w:val="24"/>
           <w:szCs w:val="24"/>
         </w:rPr>
-        <w:t xml:space="preserve">; or file a statement of dissolution of a Protected Series — the approval required by Section 14.1;</w:t>
+        <w:t xml:space="preserve">; or file articles of protected series dissolution — the approval required by Section 14.1;</w:t>
       </w:r>
     </w:p>
     <w:p>
@@ -2181,7 +2198,7 @@
           <w:sz w:val="24"/>
           <w:szCs w:val="24"/>
         </w:rPr>
-        <w:t xml:space="preserve"> The Company shall indemnify the Manager, and each Protected Series shall indemnify its Protected Series Manager, to the fullest extent permitted by the Act, against losses, claims, and expenses (including reasonable attorney's fees) incurred by reason of service in that capacity, except to the extent arising from conduct for which exoneration is prohibited by the Act or from an act exceeding the authority conferred by Section 5.4; </w:t>
+        <w:t xml:space="preserve"> The Company shall indemnify the Manager, and each Protected Series shall indemnify its Protected Series Manager, to the fullest extent permitted by the Act, against losses, claims, and expenses (including reasonable attorney's fees) incurred by reason of service in that capacity, except to the extent arising from conduct for which exoneration is prohibited by the Act or from an act taken without the approval Section 5.4 requires; </w:t>
       </w:r>
       <w:r>
         <w:rPr>
@@ -2198,7 +2215,7 @@
           <w:sz w:val="24"/>
           <w:szCs w:val="24"/>
         </w:rPr>
-        <w:t xml:space="preserve">, and any indemnification obligation relating to the activities of the Company generally is payable solely from the Associated Assets of the Company. A Manager who exceeds the authority conferred by Section 5.4 is liable to the Company or the affected Protected Series for any loss caused by that act, and the Company or Protected Series is entitled to indemnity from that Manager.</w:t>
+        <w:t xml:space="preserve">, and any indemnification obligation relating to the activities of the Company generally is payable solely from the Associated Assets of the Company. A Manager who acts without the approval Section 5.4 requires is liable to the Company or the affected Protected Series for any loss caused by that act, and the Company or Protected Series is entitled to indemnity from that Manager.</w:t>
       </w:r>
     </w:p>
     <w:p>
@@ -3017,7 +3034,7 @@
           <w:sz w:val="24"/>
           <w:szCs w:val="24"/>
         </w:rPr>
-        <w:t xml:space="preserve"> It is intended that the Company be classified as a partnership for federal income tax purposes, as federal tax law provides. Each Protected Series is wholly owned by the Company. If a Protected Series is treated as an entity separate from the Company for federal income tax purposes, it is intended that the Protected Series be disregarded as an entity separate from its owner, so that its items of income, gain, loss, deduction, and credit are reported by the Company. No member of the Company shall take a position inconsistent with this Section on any return without the written consent of all members.</w:t>
+        <w:t xml:space="preserve"> It is intended that the Company be classified as a partnership for federal income tax purposes, as federal tax law provides. Each Protected Series is wholly owned by the Company. If a Protected Series is treated as an entity separate from the Company for federal income tax purposes, it is intended that the Protected Series be disregarded as an entity separate from its owner, so that its items of income, gain, loss, deduction, and credit are reported by the Company. No Member of the Company shall take a position inconsistent with this Section on any return without the written consent of all Members.</w:t>
       </w:r>
     </w:p>
     <w:p>
@@ -3371,24 +3388,7 @@
           <w:sz w:val="24"/>
           <w:szCs w:val="24"/>
         </w:rPr>
-        <w:t xml:space="preserve"> In accordance with </w:t>
-      </w:r>
-      <w:r>
-        <w:rPr>
-          <w:rFonts w:ascii="Times New Roman" w:hAnsi="Times New Roman"/>
-          <w:i/>
-          <w:sz w:val="24"/>
-          <w:szCs w:val="24"/>
-        </w:rPr>
-        <w:t xml:space="preserve">In re Soderstrom</w:t>
-      </w:r>
-      <w:r>
-        <w:rPr>
-          <w:rFonts w:ascii="Times New Roman" w:hAnsi="Times New Roman"/>
-          <w:sz w:val="24"/>
-          <w:szCs w:val="24"/>
-        </w:rPr>
-        <w:t xml:space="preserve">, 484 B.R. 874 (M.D. Fla. 2013), this Agreement is a personal service agreement due to the managerial and governance duties and obligations owed by each Member and the Manager, and a bankruptcy trustee cannot assume or assign a debtor Member's interest in the Company in accordance with 11 U.S.C. §365(c)(1) without the prior written consent of the other Members.</w:t>
+        <w:t xml:space="preserve"> The Members acknowledge that this Agreement imposes continuing managerial and governance obligations and is intended to be an executory contract. Under 11 U.S.C. § 365(c)(1) and applicable Florida law (including Chapter 605 and this Agreement), a trustee or debtor in possession may not assume or assign a debtor Member’s governance or management rights, or cause a substitute to be admitted as a Member, without the prior written consent of the other Members. Nothing in this Section limits the estate’s interest in a Member’s transferable (economic) interest to the extent permitted by applicable law.</w:t>
       </w:r>
     </w:p>
     <w:p>
@@ -4186,7 +4186,7 @@
           <w:sz w:val="24"/>
           <w:szCs w:val="24"/>
         </w:rPr>
-        <w:t xml:space="preserve">IN WITNESS WHEREOF, the undersigned have executed this Agreement effective as of the date(s) set forth below.</w:t>
+        <w:t xml:space="preserve">IN WITNESS WHEREOF, the undersigned have executed this Agreement as of the Effective Date.</w:t>
       </w:r>
     </w:p>
     <w:p>

--- a/docs/word/FPSLLC Operating Agreement - Manager-Managed Multi-Member (Partnership) - DRAFT.docx
+++ b/docs/word/FPSLLC Operating Agreement - Manager-Managed Multi-Member (Partnership) - DRAFT.docx
@@ -1452,7 +1452,7 @@
           <w:sz w:val="24"/>
           <w:szCs w:val="24"/>
         </w:rPr>
-        <w:t xml:space="preserve"> The Members and their Percentage Interests are set forth on Exhibit A. Membership interests are of a single class and are expressed as percentages; no certificates shall be issued unless the Manager determines otherwise. Each Member's interest in the Company is personal property for all purposes.</w:t>
+        <w:t xml:space="preserve"> The Members and their Percentage Interests are set forth on Exhibit A. Membership interests are of a single class and are expressed as percentages or fractions of the whole, as set forth on Exhibit A; no certificates shall be issued unless the Manager determines otherwise. Each Member's interest in the Company is personal property for all purposes.</w:t>
       </w:r>
     </w:p>
     <w:p>
@@ -2263,7 +2263,7 @@
           <w:sz w:val="24"/>
           <w:szCs w:val="24"/>
         </w:rPr>
-        <w:t xml:space="preserve"> With the consent of all Members required by Section 5.4(i), the Manager may cause the Company to file with the Department a statement of authority under s. 605.0302, Florida Statutes, stating the authority, or the limitations on the authority, of the Manager, of any Protected Series Manager, or of any person holding a specified position, to transfer or encumber real property held in the name of the Company or of a Protected Series, and may cause a certified copy of that statement to be recorded in the official records of any county in which the real property is located. A statement so filed shall be consistent with this Agreement, and shall be amended or cancelled as necessary to keep it accurate. The limitations in Section 5.4 apply to the Manager whether or not a statement of authority is filed or recorded.</w:t>
+        <w:t xml:space="preserve"> With the consent of all Members required by Section 5.4(i), the Manager may cause a statement of authority to be filed with the Department for the Company or the relevant Protected Series under s. 605.0302, Florida Statutes, stating the authority, or the limitations on the authority, of the Manager, of any Protected Series Manager, or of any person holding a specified position, to transfer or encumber real property held in the name of the entity identified in the statement, and may cause a certified copy of that statement to be recorded in the official records of any county in which the real property is located. A statement concerning real property held in the name of the Company shall identify the Company as the entity whose authority is stated. A statement concerning real property held in the name of a Protected Series shall be filed for and identify that Protected Series as the entity whose authority is stated. A statement so filed shall be consistent with this Agreement, and shall be amended or cancelled as necessary to keep it accurate. The limitations in Section 5.4 apply to the Manager whether or not a statement of authority is filed or recorded.</w:t>
       </w:r>
     </w:p>
     <w:p>

--- a/docs/word/FPSLLC Operating Agreement - Manager-Managed Multi-Member (Partnership) - DRAFT.docx
+++ b/docs/word/FPSLLC Operating Agreement - Manager-Managed Multi-Member (Partnership) - DRAFT.docx
@@ -357,8 +357,33 @@
           <w:sz w:val="24"/>
           <w:szCs w:val="24"/>
         </w:rPr>
-        <w:t xml:space="preserve"> The purpose of the Company, and of each Protected Series, is to engage in any lawful business, purpose, or activity for which limited liability companies may be organized under the Act, together with any additional purpose set forth in the Articles of Organization and, as to a Protected Series, any additional purpose set forth in its Series Exhibit. An additional purpose so stated is cumulative and does not limit the general purpose stated in this Section. The Company, and each Protected Series in its own name, shall have all powers conferred by the Act, including with respect to each Protected Series the power to enter into and enforce contracts; to acquire, own, hold, improve, lease, encumber, and convey real, personal, and intangible property; to grant liens and security interests in its Associated Assets; to open and maintain deposit and investment accounts; to sue and be sued; and to conduct its activities and affairs in its own name, all as contemplated by s. 605.2103, Florida Statutes.  </w:t>
-      </w:r>
+        <w:t xml:space="preserve"> The purpose of the Company, and of each Protected Series, is to engage in any lawful business, purpose, or activity for which limited liability companies may be organized under the Act, together with any additional purpose set forth in the Articles of Organization and, as to a Protected Series, any additional purpose set forth in its Series Exhibit. An additional purpose so stated is cumulative and does not limit the general purpose stated in this Section. The Company, and each Protected Series in its own name, shall have all powers conferred by the Act, including with respect to each Protected Series the power to enter into and enforce contracts; to acquire, own, hold, improve, lease, encumber, and convey real, personal, and intangible property; to grant liens and security interests in its Associated Assets; to open and maintain deposit and investment accounts; to sue and be sued; and to conduct its activities and affairs in its own name, all as contemplated by s. 605.2103, Florida Statutes.</w:t>
+      </w:r>
+    </w:p>
+    <w:p>
+      <w:pPr>
+        <w:keepNext/>
+        <w:widowControl/>
+        <w:spacing w:after="80"/>
+        <w:jc w:val="both"/>
+      </w:pPr>
+      <w:r>
+        <w:rPr>
+          <w:rStyle w:val="DraftingChoice"/>
+          <w:rFonts w:ascii="Times New Roman" w:hAnsi="Times New Roman"/>
+          <w:i/>
+          <w:sz w:val="24"/>
+          <w:szCs w:val="24"/>
+        </w:rPr>
+        <w:t xml:space="preserve">[If professional company:]</w:t>
+      </w:r>
+    </w:p>
+    <w:p>
+      <w:pPr>
+        <w:widowControl/>
+        <w:spacing w:after="160"/>
+        <w:jc w:val="both"/>
+      </w:pPr>
       <w:r>
         <w:rPr>
           <w:rFonts w:ascii="Times New Roman" w:hAnsi="Times New Roman"/>
@@ -375,6 +400,23 @@
           <w:szCs w:val="24"/>
         </w:rPr>
         <w:t xml:space="preserve"> Notwithstanding any other provision of this Agreement or any Series Exhibit, if the Company is organized as a professional limited liability company under Chapter 621, Florida Statutes, the Company and each Protected Series shall engage only in the professional services for which the Company was organized, together with investments and ownership of property permitted by s. 621.08. No Transfer of a Membership Interest or admission as a Member, including through a transfer-on-death designation, a permitted family Transfer, bankruptcy, or continuation after the last Member ceases to be a Member, is permitted unless the recipient is a professional corporation, professional limited liability company, or individual, each licensed or otherwise legally authorized to render the same specific professional services as those for which the Company was organized, as required by ss. 621.09(2) and 621.11(2). These requirements apply in addition to every other transfer and admission requirement of this Agreement, including any applicable S corporation shareholder eligibility requirement.</w:t>
+      </w:r>
+    </w:p>
+    <w:p>
+      <w:pPr>
+        <w:widowControl/>
+        <w:spacing w:after="80"/>
+        <w:jc w:val="both"/>
+      </w:pPr>
+      <w:r>
+        <w:rPr>
+          <w:rStyle w:val="DraftingChoice"/>
+          <w:rFonts w:ascii="Times New Roman" w:hAnsi="Times New Roman"/>
+          <w:i/>
+          <w:sz w:val="24"/>
+          <w:szCs w:val="24"/>
+        </w:rPr>
+        <w:t xml:space="preserve">[End if professional company.]</w:t>
       </w:r>
     </w:p>
     <w:p>
@@ -1823,7 +1865,79 @@
           <w:sz w:val="24"/>
           <w:szCs w:val="24"/>
         </w:rPr>
-        <w:t xml:space="preserve"> as provided in its Articles of Organization and this Agreement. The initial Manager is [MANAGER NAMES].The initial Managers are [MANAGER NAMES]. If more than one person is serving as Manager, every act, approval, consent, decision, or determination of the Manager under this Agreement requires the approval of a majority of the Managers then serving, and no Manager acting alone has actual authority to act for the Company or for any Protected Series. Anything required to be delivered to the Manager may be delivered to any Manager, and a covenant, restriction, or standard of conduct stated in this Agreement as applying to the Manager applies to each Manager individually. This Section governs among the Members and the Managers; it does not affect the agency rights of a Manager under s. 605.04074(2)(b), Florida Statutes, as to a person who dealt with the Manager without knowledge or notice that the Manager lacked authority. A Manager need not be a Member. A Manager serves until that Manager's resignation, removal, death, or Incapacity. If a Manager ceases to serve as Manager for any reason, the remaining Managers shall continue to serve. A Manager may be removed, with or without cause, and a successor or additional Manager may be appointed, by a Majority in Interest, evidenced by a signed writing delivered to the Company.</w:t>
+        <w:t xml:space="preserve"> as provided in its Articles of Organization and this Agreement.  </w:t>
+      </w:r>
+      <w:r>
+        <w:rPr>
+          <w:rStyle w:val="DraftingChoice"/>
+          <w:rFonts w:ascii="Times New Roman" w:hAnsi="Times New Roman"/>
+          <w:i/>
+          <w:sz w:val="24"/>
+          <w:szCs w:val="24"/>
+        </w:rPr>
+        <w:t xml:space="preserve">[One manager: </w:t>
+      </w:r>
+      <w:r>
+        <w:rPr>
+          <w:rFonts w:ascii="Times New Roman" w:hAnsi="Times New Roman"/>
+          <w:sz w:val="24"/>
+          <w:szCs w:val="24"/>
+        </w:rPr>
+        <w:t xml:space="preserve">The initial Manager is [MANAGER NAMES].</w:t>
+      </w:r>
+      <w:r>
+        <w:rPr>
+          <w:rStyle w:val="DraftingChoice"/>
+          <w:rFonts w:ascii="Times New Roman" w:hAnsi="Times New Roman"/>
+          <w:i/>
+          <w:sz w:val="24"/>
+          <w:szCs w:val="24"/>
+        </w:rPr>
+        <w:t xml:space="preserve">]</w:t>
+      </w:r>
+      <w:r>
+        <w:rPr>
+          <w:rFonts w:ascii="Times New Roman" w:hAnsi="Times New Roman"/>
+          <w:sz w:val="24"/>
+          <w:szCs w:val="24"/>
+        </w:rPr>
+        <w:t xml:space="preserve">  </w:t>
+      </w:r>
+      <w:r>
+        <w:rPr>
+          <w:rStyle w:val="DraftingChoice"/>
+          <w:rFonts w:ascii="Times New Roman" w:hAnsi="Times New Roman"/>
+          <w:i/>
+          <w:sz w:val="24"/>
+          <w:szCs w:val="24"/>
+        </w:rPr>
+        <w:t xml:space="preserve">[Multiple managers: </w:t>
+      </w:r>
+      <w:r>
+        <w:rPr>
+          <w:rFonts w:ascii="Times New Roman" w:hAnsi="Times New Roman"/>
+          <w:sz w:val="24"/>
+          <w:szCs w:val="24"/>
+        </w:rPr>
+        <w:t xml:space="preserve">The initial Managers are [MANAGER NAMES].</w:t>
+      </w:r>
+      <w:r>
+        <w:rPr>
+          <w:rStyle w:val="DraftingChoice"/>
+          <w:rFonts w:ascii="Times New Roman" w:hAnsi="Times New Roman"/>
+          <w:i/>
+          <w:sz w:val="24"/>
+          <w:szCs w:val="24"/>
+        </w:rPr>
+        <w:t xml:space="preserve">]</w:t>
+      </w:r>
+      <w:r>
+        <w:rPr>
+          <w:rFonts w:ascii="Times New Roman" w:hAnsi="Times New Roman"/>
+          <w:sz w:val="24"/>
+          <w:szCs w:val="24"/>
+        </w:rPr>
+        <w:t xml:space="preserve">  If more than one person is serving as Manager, every act, approval, consent, decision, or determination of the Manager under this Agreement requires the approval of a majority of the Managers then serving, and no Manager acting alone has actual authority to act for the Company or for any Protected Series. Anything required to be delivered to the Manager may be delivered to any Manager, and a covenant, restriction, or standard of conduct stated in this Agreement as applying to the Manager applies to each Manager individually. This Section governs among the Members and the Managers; it does not affect the agency rights of a Manager under s. 605.04074(2)(b), Florida Statutes, as to a person who dealt with the Manager without knowledge or notice that the Manager lacked authority. A Manager need not be a Member. A Manager serves until that Manager's resignation, removal, death, or Incapacity. If a Manager ceases to serve as Manager for any reason, the remaining Managers shall continue to serve. A Manager may be removed, with or without cause, and a successor or additional Manager may be appointed, by a Majority in Interest, evidenced by a signed writing delivered to the Company.</w:t>
       </w:r>
     </w:p>
     <w:p>
@@ -4210,6 +4324,24 @@
       <w:pPr>
         <w:keepNext/>
         <w:widowControl/>
+        <w:spacing w:after="80"/>
+        <w:jc w:val="both"/>
+      </w:pPr>
+      <w:r>
+        <w:rPr>
+          <w:rStyle w:val="DraftingChoice"/>
+          <w:rFonts w:ascii="Times New Roman" w:hAnsi="Times New Roman"/>
+          <w:i/>
+          <w:sz w:val="24"/>
+          <w:szCs w:val="24"/>
+        </w:rPr>
+        <w:t xml:space="preserve">[If joint ownership unit:]</w:t>
+      </w:r>
+    </w:p>
+    <w:p>
+      <w:pPr>
+        <w:keepNext/>
+        <w:widowControl/>
         <w:spacing w:after="160"/>
         <w:jc w:val="both"/>
       </w:pPr>
@@ -4241,6 +4373,41 @@
     <w:p>
       <w:pPr>
         <w:widowControl/>
+        <w:spacing w:after="80"/>
+        <w:jc w:val="both"/>
+      </w:pPr>
+      <w:r>
+        <w:rPr>
+          <w:rStyle w:val="DraftingChoice"/>
+          <w:rFonts w:ascii="Times New Roman" w:hAnsi="Times New Roman"/>
+          <w:i/>
+          <w:sz w:val="24"/>
+          <w:szCs w:val="24"/>
+        </w:rPr>
+        <w:t xml:space="preserve">[End if joint ownership unit.]</w:t>
+      </w:r>
+    </w:p>
+    <w:p>
+      <w:pPr>
+        <w:keepNext/>
+        <w:widowControl/>
+        <w:spacing w:after="80"/>
+        <w:jc w:val="both"/>
+      </w:pPr>
+      <w:r>
+        <w:rPr>
+          <w:rStyle w:val="DraftingChoice"/>
+          <w:rFonts w:ascii="Times New Roman" w:hAnsi="Times New Roman"/>
+          <w:i/>
+          <w:sz w:val="24"/>
+          <w:szCs w:val="24"/>
+        </w:rPr>
+        <w:t xml:space="preserve">[If individual signer:]</w:t>
+      </w:r>
+    </w:p>
+    <w:p>
+      <w:pPr>
+        <w:widowControl/>
         <w:spacing w:after="160"/>
         <w:jc w:val="both"/>
       </w:pPr>
@@ -4287,6 +4454,41 @@
     <w:p>
       <w:pPr>
         <w:widowControl/>
+        <w:spacing w:after="80"/>
+        <w:jc w:val="both"/>
+      </w:pPr>
+      <w:r>
+        <w:rPr>
+          <w:rStyle w:val="DraftingChoice"/>
+          <w:rFonts w:ascii="Times New Roman" w:hAnsi="Times New Roman"/>
+          <w:i/>
+          <w:sz w:val="24"/>
+          <w:szCs w:val="24"/>
+        </w:rPr>
+        <w:t xml:space="preserve">[End if individual signer.]</w:t>
+      </w:r>
+    </w:p>
+    <w:p>
+      <w:pPr>
+        <w:keepNext/>
+        <w:widowControl/>
+        <w:spacing w:after="80"/>
+        <w:jc w:val="both"/>
+      </w:pPr>
+      <w:r>
+        <w:rPr>
+          <w:rStyle w:val="DraftingChoice"/>
+          <w:rFonts w:ascii="Times New Roman" w:hAnsi="Times New Roman"/>
+          <w:i/>
+          <w:sz w:val="24"/>
+          <w:szCs w:val="24"/>
+        </w:rPr>
+        <w:t xml:space="preserve">[If entity signer:]</w:t>
+      </w:r>
+    </w:p>
+    <w:p>
+      <w:pPr>
+        <w:widowControl/>
         <w:spacing w:after="160"/>
         <w:jc w:val="both"/>
       </w:pPr>
@@ -4365,28 +4567,110 @@
     </w:p>
     <w:p>
       <w:pPr>
+        <w:widowControl/>
+        <w:spacing w:after="80"/>
+        <w:jc w:val="both"/>
+      </w:pPr>
+      <w:r>
+        <w:rPr>
+          <w:rStyle w:val="DraftingChoice"/>
+          <w:rFonts w:ascii="Times New Roman" w:hAnsi="Times New Roman"/>
+          <w:i/>
+          <w:sz w:val="24"/>
+          <w:szCs w:val="24"/>
+        </w:rPr>
+        <w:t xml:space="preserve">[End if entity signer.]</w:t>
+      </w:r>
+    </w:p>
+    <w:p>
+      <w:pPr>
+        <w:widowControl/>
+        <w:spacing w:after="160"/>
+        <w:jc w:val="both"/>
+      </w:pPr>
+      <w:r>
+        <w:rPr>
+          <w:rStyle w:val="DraftingChoice"/>
+          <w:rFonts w:ascii="Times New Roman" w:hAnsi="Times New Roman"/>
+          <w:i/>
+          <w:sz w:val="24"/>
+          <w:szCs w:val="24"/>
+        </w:rPr>
+        <w:t xml:space="preserve">[One manager: </w:t>
+      </w:r>
+      <w:r>
+        <w:rPr>
+          <w:rFonts w:ascii="Times New Roman" w:hAnsi="Times New Roman"/>
+          <w:b/>
+          <w:sz w:val="24"/>
+          <w:szCs w:val="24"/>
+        </w:rPr>
+        <w:t xml:space="preserve">ACKNOWLEDGED AND AGREED BY MANAGER:</w:t>
+      </w:r>
+      <w:r>
+        <w:rPr>
+          <w:rStyle w:val="DraftingChoice"/>
+          <w:rFonts w:ascii="Times New Roman" w:hAnsi="Times New Roman"/>
+          <w:i/>
+          <w:sz w:val="24"/>
+          <w:szCs w:val="24"/>
+        </w:rPr>
+        <w:t xml:space="preserve">]</w:t>
+      </w:r>
+      <w:r>
+        <w:rPr>
+          <w:rFonts w:ascii="Times New Roman" w:hAnsi="Times New Roman"/>
+          <w:sz w:val="24"/>
+          <w:szCs w:val="24"/>
+        </w:rPr>
+        <w:t xml:space="preserve">  </w:t>
+      </w:r>
+      <w:r>
+        <w:rPr>
+          <w:rStyle w:val="DraftingChoice"/>
+          <w:rFonts w:ascii="Times New Roman" w:hAnsi="Times New Roman"/>
+          <w:i/>
+          <w:sz w:val="24"/>
+          <w:szCs w:val="24"/>
+        </w:rPr>
+        <w:t xml:space="preserve">[Multiple managers: </w:t>
+      </w:r>
+      <w:r>
+        <w:rPr>
+          <w:rFonts w:ascii="Times New Roman" w:hAnsi="Times New Roman"/>
+          <w:b/>
+          <w:sz w:val="24"/>
+          <w:szCs w:val="24"/>
+        </w:rPr>
+        <w:t xml:space="preserve">ACKNOWLEDGED AND AGREED BY MANAGERS:</w:t>
+      </w:r>
+      <w:r>
+        <w:rPr>
+          <w:rStyle w:val="DraftingChoice"/>
+          <w:rFonts w:ascii="Times New Roman" w:hAnsi="Times New Roman"/>
+          <w:i/>
+          <w:sz w:val="24"/>
+          <w:szCs w:val="24"/>
+        </w:rPr>
+        <w:t xml:space="preserve">]</w:t>
+      </w:r>
+    </w:p>
+    <w:p>
+      <w:pPr>
         <w:keepNext/>
         <w:widowControl/>
-        <w:spacing w:after="160"/>
-        <w:jc w:val="both"/>
-      </w:pPr>
-      <w:r>
-        <w:rPr>
-          <w:rFonts w:ascii="Times New Roman" w:hAnsi="Times New Roman"/>
-          <w:b/>
-          <w:sz w:val="24"/>
-          <w:szCs w:val="24"/>
-        </w:rPr>
-        <w:t xml:space="preserve">ACKNOWLEDGED AND AGREED BY MANAGER:</w:t>
-      </w:r>
-      <w:r>
-        <w:rPr>
-          <w:rFonts w:ascii="Times New Roman" w:hAnsi="Times New Roman"/>
-          <w:b/>
-          <w:sz w:val="24"/>
-          <w:szCs w:val="24"/>
-        </w:rPr>
-        <w:t xml:space="preserve">ACKNOWLEDGED AND AGREED BY MANAGERS:</w:t>
+        <w:spacing w:after="80"/>
+        <w:jc w:val="both"/>
+      </w:pPr>
+      <w:r>
+        <w:rPr>
+          <w:rStyle w:val="DraftingChoice"/>
+          <w:rFonts w:ascii="Times New Roman" w:hAnsi="Times New Roman"/>
+          <w:i/>
+          <w:sz w:val="24"/>
+          <w:szCs w:val="24"/>
+        </w:rPr>
+        <w:t xml:space="preserve">[If individual signer:]</w:t>
       </w:r>
     </w:p>
     <w:p>
@@ -4438,6 +4722,41 @@
     <w:p>
       <w:pPr>
         <w:widowControl/>
+        <w:spacing w:after="80"/>
+        <w:jc w:val="both"/>
+      </w:pPr>
+      <w:r>
+        <w:rPr>
+          <w:rStyle w:val="DraftingChoice"/>
+          <w:rFonts w:ascii="Times New Roman" w:hAnsi="Times New Roman"/>
+          <w:i/>
+          <w:sz w:val="24"/>
+          <w:szCs w:val="24"/>
+        </w:rPr>
+        <w:t xml:space="preserve">[End if individual signer.]</w:t>
+      </w:r>
+    </w:p>
+    <w:p>
+      <w:pPr>
+        <w:keepNext/>
+        <w:widowControl/>
+        <w:spacing w:after="80"/>
+        <w:jc w:val="both"/>
+      </w:pPr>
+      <w:r>
+        <w:rPr>
+          <w:rStyle w:val="DraftingChoice"/>
+          <w:rFonts w:ascii="Times New Roman" w:hAnsi="Times New Roman"/>
+          <w:i/>
+          <w:sz w:val="24"/>
+          <w:szCs w:val="24"/>
+        </w:rPr>
+        <w:t xml:space="preserve">[If entity signer:]</w:t>
+      </w:r>
+    </w:p>
+    <w:p>
+      <w:pPr>
+        <w:widowControl/>
         <w:spacing w:after="160"/>
         <w:jc w:val="both"/>
       </w:pPr>
@@ -4512,6 +4831,23 @@
           <w:szCs w:val="24"/>
         </w:rPr>
         <w:t xml:space="preserve">Date: _____________________________</w:t>
+      </w:r>
+    </w:p>
+    <w:p>
+      <w:pPr>
+        <w:widowControl/>
+        <w:spacing w:after="80"/>
+        <w:jc w:val="both"/>
+      </w:pPr>
+      <w:r>
+        <w:rPr>
+          <w:rStyle w:val="DraftingChoice"/>
+          <w:rFonts w:ascii="Times New Roman" w:hAnsi="Times New Roman"/>
+          <w:i/>
+          <w:sz w:val="24"/>
+          <w:szCs w:val="24"/>
+        </w:rPr>
+        <w:t xml:space="preserve">[End if entity signer.]</w:t>
       </w:r>
     </w:p>
     <w:p>
@@ -4742,7 +5078,35 @@
                 <w:sz w:val="22"/>
                 <w:szCs w:val="22"/>
               </w:rPr>
-              <w:t xml:space="preserve">[MEMBER NAME] as [HOLDING]</w:t>
+              <w:t xml:space="preserve">[MEMBER NAME] </w:t>
+            </w:r>
+            <w:r>
+              <w:rPr>
+                <w:rStyle w:val="DraftingChoice"/>
+                <w:rFonts w:ascii="Times New Roman" w:hAnsi="Times New Roman"/>
+                <w:i/>
+                <w:sz w:val="22"/>
+                <w:szCs w:val="22"/>
+              </w:rPr>
+              <w:t xml:space="preserve">[If joint holding: </w:t>
+            </w:r>
+            <w:r>
+              <w:rPr>
+                <w:rFonts w:ascii="Times New Roman" w:hAnsi="Times New Roman"/>
+                <w:sz w:val="22"/>
+                <w:szCs w:val="22"/>
+              </w:rPr>
+              <w:t xml:space="preserve">as [HOLDING]</w:t>
+            </w:r>
+            <w:r>
+              <w:rPr>
+                <w:rStyle w:val="DraftingChoice"/>
+                <w:rFonts w:ascii="Times New Roman" w:hAnsi="Times New Roman"/>
+                <w:i/>
+                <w:sz w:val="22"/>
+                <w:szCs w:val="22"/>
+              </w:rPr>
+              <w:t xml:space="preserve">]</w:t>
             </w:r>
           </w:p>
         </w:tc>
@@ -5743,7 +6107,35 @@
                 <w:sz w:val="22"/>
                 <w:szCs w:val="22"/>
               </w:rPr>
-              <w:t xml:space="preserve">[MEMBER TOD] (effective at the death of the last surviving spouse)</w:t>
+              <w:t xml:space="preserve">[MEMBER TOD] </w:t>
+            </w:r>
+            <w:r>
+              <w:rPr>
+                <w:rStyle w:val="DraftingChoice"/>
+                <w:rFonts w:ascii="Times New Roman" w:hAnsi="Times New Roman"/>
+                <w:i/>
+                <w:sz w:val="22"/>
+                <w:szCs w:val="22"/>
+              </w:rPr>
+              <w:t xml:space="preserve">[If married couple: </w:t>
+            </w:r>
+            <w:r>
+              <w:rPr>
+                <w:rFonts w:ascii="Times New Roman" w:hAnsi="Times New Roman"/>
+                <w:sz w:val="22"/>
+                <w:szCs w:val="22"/>
+              </w:rPr>
+              <w:t xml:space="preserve">(effective at the death of the last surviving spouse)</w:t>
+            </w:r>
+            <w:r>
+              <w:rPr>
+                <w:rStyle w:val="DraftingChoice"/>
+                <w:rFonts w:ascii="Times New Roman" w:hAnsi="Times New Roman"/>
+                <w:i/>
+                <w:sz w:val="22"/>
+                <w:szCs w:val="22"/>
+              </w:rPr>
+              <w:t xml:space="preserve">]</w:t>
             </w:r>
           </w:p>
         </w:tc>
@@ -5982,7 +6374,35 @@
                 <w:sz w:val="22"/>
                 <w:szCs w:val="22"/>
               </w:rPr>
-              <w:t xml:space="preserve">Any lawful purpose, including, without limitation, [PURPOSE]</w:t>
+              <w:t xml:space="preserve">Any lawful purpose </w:t>
+            </w:r>
+            <w:r>
+              <w:rPr>
+                <w:rStyle w:val="DraftingChoice"/>
+                <w:rFonts w:ascii="Times New Roman" w:hAnsi="Times New Roman"/>
+                <w:i/>
+                <w:sz w:val="22"/>
+                <w:szCs w:val="22"/>
+              </w:rPr>
+              <w:t xml:space="preserve">[If additional series purpose: </w:t>
+            </w:r>
+            <w:r>
+              <w:rPr>
+                <w:rFonts w:ascii="Times New Roman" w:hAnsi="Times New Roman"/>
+                <w:sz w:val="22"/>
+                <w:szCs w:val="22"/>
+              </w:rPr>
+              <w:t xml:space="preserve">, including, without limitation, [PURPOSE]</w:t>
+            </w:r>
+            <w:r>
+              <w:rPr>
+                <w:rStyle w:val="DraftingChoice"/>
+                <w:rFonts w:ascii="Times New Roman" w:hAnsi="Times New Roman"/>
+                <w:i/>
+                <w:sz w:val="22"/>
+                <w:szCs w:val="22"/>
+              </w:rPr>
+              <w:t xml:space="preserve">]</w:t>
             </w:r>
           </w:p>
         </w:tc>
@@ -6287,28 +6707,93 @@
     </w:p>
     <w:p>
       <w:pPr>
+        <w:widowControl/>
+        <w:spacing w:after="160"/>
+        <w:jc w:val="both"/>
+      </w:pPr>
+      <w:r>
+        <w:rPr>
+          <w:rStyle w:val="DraftingChoice"/>
+          <w:rFonts w:ascii="Times New Roman" w:hAnsi="Times New Roman"/>
+          <w:i/>
+          <w:sz w:val="24"/>
+          <w:szCs w:val="24"/>
+        </w:rPr>
+        <w:t xml:space="preserve">[One manager: </w:t>
+      </w:r>
+      <w:r>
+        <w:rPr>
+          <w:rFonts w:ascii="Times New Roman" w:hAnsi="Times New Roman"/>
+          <w:b/>
+          <w:sz w:val="24"/>
+          <w:szCs w:val="24"/>
+        </w:rPr>
+        <w:t xml:space="preserve">Adopted effective [DATE] by the Company, acting through its Manager:</w:t>
+      </w:r>
+      <w:r>
+        <w:rPr>
+          <w:rStyle w:val="DraftingChoice"/>
+          <w:rFonts w:ascii="Times New Roman" w:hAnsi="Times New Roman"/>
+          <w:i/>
+          <w:sz w:val="24"/>
+          <w:szCs w:val="24"/>
+        </w:rPr>
+        <w:t xml:space="preserve">]</w:t>
+      </w:r>
+      <w:r>
+        <w:rPr>
+          <w:rFonts w:ascii="Times New Roman" w:hAnsi="Times New Roman"/>
+          <w:sz w:val="24"/>
+          <w:szCs w:val="24"/>
+        </w:rPr>
+        <w:t xml:space="preserve">  </w:t>
+      </w:r>
+      <w:r>
+        <w:rPr>
+          <w:rStyle w:val="DraftingChoice"/>
+          <w:rFonts w:ascii="Times New Roman" w:hAnsi="Times New Roman"/>
+          <w:i/>
+          <w:sz w:val="24"/>
+          <w:szCs w:val="24"/>
+        </w:rPr>
+        <w:t xml:space="preserve">[Multiple managers: </w:t>
+      </w:r>
+      <w:r>
+        <w:rPr>
+          <w:rFonts w:ascii="Times New Roman" w:hAnsi="Times New Roman"/>
+          <w:b/>
+          <w:sz w:val="24"/>
+          <w:szCs w:val="24"/>
+        </w:rPr>
+        <w:t xml:space="preserve">Adopted effective [DATE] by the Company, acting through its Managers:</w:t>
+      </w:r>
+      <w:r>
+        <w:rPr>
+          <w:rStyle w:val="DraftingChoice"/>
+          <w:rFonts w:ascii="Times New Roman" w:hAnsi="Times New Roman"/>
+          <w:i/>
+          <w:sz w:val="24"/>
+          <w:szCs w:val="24"/>
+        </w:rPr>
+        <w:t xml:space="preserve">]</w:t>
+      </w:r>
+    </w:p>
+    <w:p>
+      <w:pPr>
         <w:keepNext/>
         <w:widowControl/>
-        <w:spacing w:after="160"/>
-        <w:jc w:val="both"/>
-      </w:pPr>
-      <w:r>
-        <w:rPr>
-          <w:rFonts w:ascii="Times New Roman" w:hAnsi="Times New Roman"/>
-          <w:b/>
-          <w:sz w:val="24"/>
-          <w:szCs w:val="24"/>
-        </w:rPr>
-        <w:t xml:space="preserve">Adopted effective [DATE] by the Company, acting through its Manager:</w:t>
-      </w:r>
-      <w:r>
-        <w:rPr>
-          <w:rFonts w:ascii="Times New Roman" w:hAnsi="Times New Roman"/>
-          <w:b/>
-          <w:sz w:val="24"/>
-          <w:szCs w:val="24"/>
-        </w:rPr>
-        <w:t xml:space="preserve">Adopted effective [DATE] by the Company, acting through its Managers:</w:t>
+        <w:spacing w:after="80"/>
+        <w:jc w:val="both"/>
+      </w:pPr>
+      <w:r>
+        <w:rPr>
+          <w:rStyle w:val="DraftingChoice"/>
+          <w:rFonts w:ascii="Times New Roman" w:hAnsi="Times New Roman"/>
+          <w:i/>
+          <w:sz w:val="24"/>
+          <w:szCs w:val="24"/>
+        </w:rPr>
+        <w:t xml:space="preserve">[If individual signer:]</w:t>
       </w:r>
     </w:p>
     <w:p>
@@ -6344,6 +6829,41 @@
     <w:p>
       <w:pPr>
         <w:widowControl/>
+        <w:spacing w:after="80"/>
+        <w:jc w:val="both"/>
+      </w:pPr>
+      <w:r>
+        <w:rPr>
+          <w:rStyle w:val="DraftingChoice"/>
+          <w:rFonts w:ascii="Times New Roman" w:hAnsi="Times New Roman"/>
+          <w:i/>
+          <w:sz w:val="24"/>
+          <w:szCs w:val="24"/>
+        </w:rPr>
+        <w:t xml:space="preserve">[End if individual signer.]</w:t>
+      </w:r>
+    </w:p>
+    <w:p>
+      <w:pPr>
+        <w:keepNext/>
+        <w:widowControl/>
+        <w:spacing w:after="80"/>
+        <w:jc w:val="both"/>
+      </w:pPr>
+      <w:r>
+        <w:rPr>
+          <w:rStyle w:val="DraftingChoice"/>
+          <w:rFonts w:ascii="Times New Roman" w:hAnsi="Times New Roman"/>
+          <w:i/>
+          <w:sz w:val="24"/>
+          <w:szCs w:val="24"/>
+        </w:rPr>
+        <w:t xml:space="preserve">[If entity signer:]</w:t>
+      </w:r>
+    </w:p>
+    <w:p>
+      <w:pPr>
+        <w:widowControl/>
         <w:spacing w:after="160"/>
         <w:jc w:val="both"/>
       </w:pPr>
@@ -6402,6 +6922,23 @@
           <w:szCs w:val="24"/>
         </w:rPr>
         <w:t xml:space="preserve">[TITLE]</w:t>
+      </w:r>
+    </w:p>
+    <w:p>
+      <w:pPr>
+        <w:widowControl/>
+        <w:spacing w:after="80"/>
+        <w:jc w:val="both"/>
+      </w:pPr>
+      <w:r>
+        <w:rPr>
+          <w:rStyle w:val="DraftingChoice"/>
+          <w:rFonts w:ascii="Times New Roman" w:hAnsi="Times New Roman"/>
+          <w:i/>
+          <w:sz w:val="24"/>
+          <w:szCs w:val="24"/>
+        </w:rPr>
+        <w:t xml:space="preserve">[End if entity signer.]</w:t>
       </w:r>
     </w:p>
     <w:p>

--- a/docs/word/FPSLLC Operating Agreement - Manager-Managed Multi-Member (Partnership) - DRAFT.docx
+++ b/docs/word/FPSLLC Operating Agreement - Manager-Managed Multi-Member (Partnership) - DRAFT.docx
@@ -380,6 +380,7 @@
     </w:p>
     <w:p>
       <w:pPr>
+        <w:keepNext/>
         <w:widowControl/>
         <w:spacing w:after="160"/>
         <w:jc w:val="both"/>
@@ -4357,6 +4358,7 @@
     </w:p>
     <w:p>
       <w:pPr>
+        <w:keepNext/>
         <w:widowControl/>
         <w:spacing w:after="160"/>
         <w:jc w:val="both"/>
@@ -6813,6 +6815,7 @@
     </w:p>
     <w:p>
       <w:pPr>
+        <w:keepNext/>
         <w:widowControl/>
         <w:spacing w:after="160"/>
         <w:jc w:val="both"/>
@@ -6910,6 +6913,7 @@
     </w:p>
     <w:p>
       <w:pPr>
+        <w:keepNext/>
         <w:keepLines/>
         <w:widowControl/>
         <w:spacing w:after="160"/>

--- a/docs/word/FPSLLC Operating Agreement - Manager-Managed Multi-Member (Partnership) - DRAFT.docx
+++ b/docs/word/FPSLLC Operating Agreement - Manager-Managed Multi-Member (Partnership) - DRAFT.docx
@@ -4409,6 +4409,7 @@
     </w:p>
     <w:p>
       <w:pPr>
+        <w:keepNext/>
         <w:widowControl/>
         <w:spacing w:after="160"/>
         <w:jc w:val="both"/>
@@ -4424,6 +4425,7 @@
     </w:p>
     <w:p>
       <w:pPr>
+        <w:keepNext/>
         <w:widowControl/>
         <w:spacing w:after="160"/>
         <w:jc w:val="both"/>
@@ -4490,6 +4492,7 @@
     </w:p>
     <w:p>
       <w:pPr>
+        <w:keepNext/>
         <w:widowControl/>
         <w:spacing w:after="160"/>
         <w:jc w:val="both"/>
@@ -4521,6 +4524,7 @@
     </w:p>
     <w:p>
       <w:pPr>
+        <w:keepNext/>
         <w:keepLines/>
         <w:widowControl/>
         <w:spacing w:after="160"/>
@@ -4537,6 +4541,7 @@
     </w:p>
     <w:p>
       <w:pPr>
+        <w:keepNext/>
         <w:keepLines/>
         <w:widowControl/>
         <w:spacing w:after="160"/>
@@ -4677,6 +4682,7 @@
     </w:p>
     <w:p>
       <w:pPr>
+        <w:keepNext/>
         <w:widowControl/>
         <w:spacing w:after="160"/>
         <w:jc w:val="both"/>
@@ -4692,6 +4698,7 @@
     </w:p>
     <w:p>
       <w:pPr>
+        <w:keepNext/>
         <w:widowControl/>
         <w:spacing w:after="160"/>
         <w:jc w:val="both"/>
@@ -4758,6 +4765,7 @@
     </w:p>
     <w:p>
       <w:pPr>
+        <w:keepNext/>
         <w:widowControl/>
         <w:spacing w:after="160"/>
         <w:jc w:val="both"/>
@@ -4789,6 +4797,7 @@
     </w:p>
     <w:p>
       <w:pPr>
+        <w:keepNext/>
         <w:keepLines/>
         <w:widowControl/>
         <w:spacing w:after="160"/>
@@ -4805,6 +4814,7 @@
     </w:p>
     <w:p>
       <w:pPr>
+        <w:keepNext/>
         <w:keepLines/>
         <w:widowControl/>
         <w:spacing w:after="160"/>
@@ -6800,6 +6810,7 @@
     </w:p>
     <w:p>
       <w:pPr>
+        <w:keepNext/>
         <w:widowControl/>
         <w:spacing w:after="160"/>
         <w:jc w:val="both"/>
@@ -6866,6 +6877,7 @@
     </w:p>
     <w:p>
       <w:pPr>
+        <w:keepNext/>
         <w:widowControl/>
         <w:spacing w:after="160"/>
         <w:jc w:val="both"/>
@@ -6897,6 +6909,7 @@
     </w:p>
     <w:p>
       <w:pPr>
+        <w:keepNext/>
         <w:keepLines/>
         <w:widowControl/>
         <w:spacing w:after="160"/>

--- a/docs/word/FPSLLC Operating Agreement - Manager-Managed Multi-Member (Partnership) - DRAFT.docx
+++ b/docs/word/FPSLLC Operating Agreement - Manager-Managed Multi-Member (Partnership) - DRAFT.docx
@@ -5100,7 +5100,7 @@
                 <w:sz w:val="22"/>
                 <w:szCs w:val="22"/>
               </w:rPr>
-              <w:t xml:space="preserve">[If joint holding: </w:t>
+              <w:t xml:space="preserve">[If joint: </w:t>
             </w:r>
             <w:r>
               <w:rPr>
@@ -6129,7 +6129,7 @@
                 <w:sz w:val="22"/>
                 <w:szCs w:val="22"/>
               </w:rPr>
-              <w:t xml:space="preserve">[If married couple: </w:t>
+              <w:t xml:space="preserve">[If spouses: </w:t>
             </w:r>
             <w:r>
               <w:rPr>
@@ -6396,7 +6396,7 @@
                 <w:sz w:val="22"/>
                 <w:szCs w:val="22"/>
               </w:rPr>
-              <w:t xml:space="preserve">[If additional series purpose: </w:t>
+              <w:t xml:space="preserve">[If additional purpose: </w:t>
             </w:r>
             <w:r>
               <w:rPr>

--- a/docs/word/FPSLLC Operating Agreement - Manager-Managed Multi-Member (Partnership) - DRAFT.docx
+++ b/docs/word/FPSLLC Operating Agreement - Manager-Managed Multi-Member (Partnership) - DRAFT.docx
@@ -1866,7 +1866,7 @@
           <w:sz w:val="24"/>
           <w:szCs w:val="24"/>
         </w:rPr>
-        <w:t xml:space="preserve"> as provided in its Articles of Organization and this Agreement.  </w:t>
+        <w:t xml:space="preserve"> as provided in its Articles of Organization and this Agreement. </w:t>
       </w:r>
       <w:r>
         <w:rPr>
@@ -1902,7 +1902,7 @@
           <w:sz w:val="24"/>
           <w:szCs w:val="24"/>
         </w:rPr>
-        <w:t xml:space="preserve">  </w:t>
+        <w:t xml:space="preserve"> </w:t>
       </w:r>
       <w:r>
         <w:rPr>
@@ -1938,7 +1938,7 @@
           <w:sz w:val="24"/>
           <w:szCs w:val="24"/>
         </w:rPr>
-        <w:t xml:space="preserve">  If more than one person is serving as Manager, every act, approval, consent, decision, or determination of the Manager under this Agreement requires the approval of a majority of the Managers then serving, and no Manager acting alone has actual authority to act for the Company or for any Protected Series. Anything required to be delivered to the Manager may be delivered to any Manager, and a covenant, restriction, or standard of conduct stated in this Agreement as applying to the Manager applies to each Manager individually. This Section governs among the Members and the Managers; it does not affect the agency rights of a Manager under s. 605.04074(2)(b), Florida Statutes, as to a person who dealt with the Manager without knowledge or notice that the Manager lacked authority. A Manager need not be a Member. A Manager serves until that Manager's resignation, removal, death, or Incapacity. If a Manager ceases to serve as Manager for any reason, the remaining Managers shall continue to serve. A Manager may be removed, with or without cause, and a successor or additional Manager may be appointed, by a Majority in Interest, evidenced by a signed writing delivered to the Company.</w:t>
+        <w:t xml:space="preserve"> If more than one person is serving as Manager, every act, approval, consent, decision, or determination of the Manager under this Agreement requires the approval of a majority of the Managers then serving, and no Manager acting alone has actual authority to act for the Company or for any Protected Series. Anything required to be delivered to the Manager may be delivered to any Manager, and a covenant, restriction, or standard of conduct stated in this Agreement as applying to the Manager applies to each Manager individually. This Section governs among the Members and the Managers; it does not affect the agency rights of a Manager under s. 605.04074(2)(b), Florida Statutes, as to a person who dealt with the Manager without knowledge or notice that the Manager lacked authority. A Manager need not be a Member. A Manager serves until that Manager's resignation, removal, death, or Incapacity. If a Manager ceases to serve as Manager for any reason, the remaining Managers shall continue to serve. A Manager may be removed, with or without cause, and a successor or additional Manager may be appointed, by a Majority in Interest, evidenced by a signed writing delivered to the Company.</w:t>
       </w:r>
     </w:p>
     <w:p>
@@ -4591,8 +4591,9 @@
     </w:p>
     <w:p>
       <w:pPr>
-        <w:widowControl/>
-        <w:spacing w:after="160"/>
+        <w:keepNext/>
+        <w:widowControl/>
+        <w:spacing w:after="80"/>
         <w:jc w:val="both"/>
       </w:pPr>
       <w:r>
@@ -4630,7 +4631,7 @@
           <w:sz w:val="24"/>
           <w:szCs w:val="24"/>
         </w:rPr>
-        <w:t xml:space="preserve">  </w:t>
+        <w:t xml:space="preserve"> </w:t>
       </w:r>
       <w:r>
         <w:rPr>
@@ -6396,7 +6397,7 @@
                 <w:sz w:val="22"/>
                 <w:szCs w:val="22"/>
               </w:rPr>
-              <w:t xml:space="preserve">[If additional purpose: </w:t>
+              <w:t xml:space="preserve">[If additional purpose:</w:t>
             </w:r>
             <w:r>
               <w:rPr>
@@ -6719,8 +6720,9 @@
     </w:p>
     <w:p>
       <w:pPr>
-        <w:widowControl/>
-        <w:spacing w:after="160"/>
+        <w:keepNext/>
+        <w:widowControl/>
+        <w:spacing w:after="80"/>
         <w:jc w:val="both"/>
       </w:pPr>
       <w:r>
@@ -6758,7 +6760,7 @@
           <w:sz w:val="24"/>
           <w:szCs w:val="24"/>
         </w:rPr>
-        <w:t xml:space="preserve">  </w:t>
+        <w:t xml:space="preserve"> </w:t>
       </w:r>
       <w:r>
         <w:rPr>
@@ -7725,6 +7727,12 @@
   </w:docDefaults>
   <w:style w:type="paragraph" w:default="1" w:styleId="Normal">
     <w:name w:val="Normal"/>
+  </w:style>
+  <w:style w:type="character" w:styleId="DraftingChoice">
+    <w:name w:val="Drafting Choice"/>
+    <w:rPr>
+      <w:i/>
+    </w:rPr>
   </w:style>
   <w:style w:type="paragraph" w:styleId="Heading1">
     <w:name w:val="heading 1"/>

--- a/docs/word/FPSLLC Operating Agreement - Manager-Managed Multi-Member (Partnership) - DRAFT.docx
+++ b/docs/word/FPSLLC Operating Agreement - Manager-Managed Multi-Member (Partnership) - DRAFT.docx
@@ -357,7 +357,7 @@
           <w:sz w:val="24"/>
           <w:szCs w:val="24"/>
         </w:rPr>
-        <w:t xml:space="preserve"> The purpose of the Company, and of each Protected Series, is to engage in any lawful business, purpose, or activity for which limited liability companies may be organized under the Act, together with any additional purpose set forth in the Articles of Organization and, as to a Protected Series, any additional purpose set forth in its Series Exhibit. An additional purpose so stated is cumulative and does not limit the general purpose stated in this Section. The Company, and each Protected Series in its own name, shall have all powers conferred by the Act, including with respect to each Protected Series the power to enter into and enforce contracts; to acquire, own, hold, improve, lease, encumber, and convey real, personal, and intangible property; to grant liens and security interests in its Associated Assets; to open and maintain deposit and investment accounts; to sue and be sued; and to conduct its activities and affairs in its own name, all as contemplated by s. 605.2103, Florida Statutes.</w:t>
+        <w:t xml:space="preserve"> The purpose of the Company, and of each Protected Series, is to engage in any lawful business, purpose, or activity for which limited liability companies may be organized under the Act, together with any additional purpose set forth in the Articles of Organization and, as to a Protected Series, any additional purpose set forth in its Series Exhibit. An additional purpose so stated is cumulative and does not limit the general purpose stated in this Section. The Company, and each Protected Series in its own name, shall have all powers conferred by the Act, including with respect to each Protected Series the power to enter into and enforce contracts; to acquire, own, hold, improve, lease, encumber, and convey real, personal, and intangible property; to grant liens and security interests in its Associated Assets; to open and maintain deposit and investment accounts; to sue and be sued; and to conduct its activities and affairs in its own name, all as contemplated by s. 605.2104, Florida Statutes.</w:t>
       </w:r>
     </w:p>
     <w:p>
@@ -1107,7 +1107,7 @@
           <w:sz w:val="24"/>
           <w:szCs w:val="24"/>
         </w:rPr>
-        <w:t xml:space="preserve"> Members, the Company may establish one or more Protected Series by causing a Protected Series Designation to be signed and filed with the Department as provided in s. 605.2201, Florida Statutes. At or before the filing of each Protected Series Designation, the Members and the Manager shall adopt a Series Exhibit for the new Protected Series. The Manager is authorized to execute and file each Protected Series Designation approved under this Section. Each Protected Series shall be established without Associated Members.</w:t>
+        <w:t xml:space="preserve"> Members, the Company may establish one or more Protected Series by causing a Protected Series Designation to be signed and filed with the Department as provided in s. 605.2201, Florida Statutes. At or before the filing of each Protected Series Designation, the Members and the Manager shall adopt a Series Exhibit for the new Protected Series. The Manager is authorized to execute and file each Protected Series Designation approved under this Section. Each Protected Series shall be established without Associated Members. A Protected Series is established when its Protected Series Designation takes effect under ss. 605.2201(3) and 605.0207, Florida Statutes.</w:t>
       </w:r>
     </w:p>
     <w:p>
@@ -1147,7 +1147,7 @@
           <w:sz w:val="24"/>
           <w:szCs w:val="24"/>
         </w:rPr>
-        <w:t xml:space="preserve">(a) is a "person" for purposes of the Act and the Uniform Commercial Code, distinct from the Company, from every other Protected Series, from each Member, and from the Manager;</w:t>
+        <w:t xml:space="preserve">(a) is a "person" for purposes of the Act (s. 605.2103) and the Uniform Commercial Code (s. 671.201(32)), distinct from the Company, from every other Protected Series, from each Member, and from the Manager;</w:t>
       </w:r>
     </w:p>
     <w:p>
@@ -2516,7 +2516,7 @@
           <w:sz w:val="24"/>
           <w:szCs w:val="24"/>
         </w:rPr>
-        <w:t xml:space="preserve"> Upon the approval of a Majority in Interest, each Member shall have the duty and obligation to contribute additional capital to the Company or to the affected Protected Series, in proportion to the Members' Percentage Interests, in the aggregate amount so approved, payable within thirty (30) days after written notice of the approved call; provided, that unless approved by all Members, no Member shall be required to contribute more than $[CAP] in the aggregate in any calendar year under this Section. This obligation is a material, unperformed, future obligation of each Member within the meaning of Section 11.1. </w:t>
+        <w:t xml:space="preserve"> Upon the approval of a Majority in Interest, each Member shall have the duty and obligation to contribute additional capital to the Company, in proportion to the Members' Percentage Interests, in the aggregate amount so approved, payable within thirty (30) days after written notice of the approved call; provided, that unless approved by all Members, no Member shall be required to contribute more than $[CAP] in the aggregate in any calendar year under this Section. The Company shall record any contribution it makes to an affected Protected Series separately in that series' records and Series Exhibit. This obligation is a material, unperformed, future obligation of each Member within the meaning of Section 11.1. </w:t>
       </w:r>
       <w:r>
         <w:rPr>
@@ -2525,7 +2525,7 @@
           <w:sz w:val="24"/>
           <w:szCs w:val="24"/>
         </w:rPr>
-        <w:t xml:space="preserve">(To omit this provision, replace the text of this Section 6.2 and of Section 6.3 with "[Reserved.]" and replace Section 11.1(a) with "(a) [Reserved.]" — do not renumber any section. If omitted, no Member has any obligation to contribute capital beyond Section 6.1.)</w:t>
+        <w:t xml:space="preserve">(To omit this provision, replace the text of this Section 6.2 and of Section 6.3 with "[Reserved.]" and replace Section 11.1(a) with "(a) [Reserved.]" — do not renumber any section. If omitted, also use the no-capital-call wordings of Sections 6.6, 14.5 and 15.1(b). No Member has any obligation to contribute capital beyond Section 6.1.)</w:t>
       </w:r>
     </w:p>
     <w:p>
@@ -2549,7 +2549,7 @@
           <w:sz w:val="24"/>
           <w:szCs w:val="24"/>
         </w:rPr>
-        <w:t xml:space="preserve"> If a Member fails to pay an additional capital contribution required under Section 6.2 when due, the Company (or the affected Protected Series) may pursue any remedy available at law or in equity for the failure, and in addition, the non-defaulting Members who elect to do so may advance the defaulted amount, in which case the Percentage Interests of the defaulting and advancing Members shall be adjusted to reflect the aggregate capital contributed by each Member following the advance.</w:t>
+        <w:t xml:space="preserve"> If a Member fails to pay an additional capital contribution required under Section 6.2 when due, the Company may pursue any remedy available at law or in equity for the failure, and in addition, the non-defaulting Members who elect to do so may advance the defaulted amount, in which case the Percentage Interests of the defaulting and advancing Members shall be adjusted to reflect the aggregate capital contributed by each Member following the advance.</w:t>
       </w:r>
     </w:p>
     <w:p>
@@ -2916,7 +2916,7 @@
           <w:sz w:val="24"/>
           <w:szCs w:val="24"/>
         </w:rPr>
-        <w:t xml:space="preserve"> A properly recorded instrument naming the acquiring or conveying Protected Series (by its full statutory name) or the Company, as applicable, serves as an association record and is conclusive of the signer's authority in favor of a person giving value without knowledge of a lack of authority (ss. 605.2301(2)(b) and 605.2301(3)(b), Florida Statutes). Where an interest in real property is held through a representative, nominee, or similar arrangement as permitted by s. 605.2301(5), Florida Statutes, the arrangement shall be documented under Section 8.4, and the association of the interest shall be established by those records.</w:t>
+        <w:t xml:space="preserve"> To the extent a properly recorded instrument naming the acquiring or conveying Protected Series (by its full statutory name) or the Company, as applicable, is in favor of a person giving value without knowledge of a lack of authority, it serves as an association record and is conclusive of the signer's authority (ss. 605.2301(2)(b) and 605.2301(3)(b), Florida Statutes). Where an interest in real property is held through a representative, nominee, or similar arrangement as permitted by s. 605.2301(5), Florida Statutes, the arrangement shall be documented under Section 8.4, and the association of the interest shall be established by those records.</w:t>
       </w:r>
     </w:p>
     <w:p>
@@ -3462,7 +3462,7 @@
           <w:sz w:val="24"/>
           <w:szCs w:val="24"/>
         </w:rPr>
-        <w:t xml:space="preserve"> upon approval of a Majority in Interest as provided in Section 6.2, the duty and obligation of each Member to contribute additional capital to the Company or the affected Protected Series; (b) the duty and obligation of each Member to materially participate in the governance of the Company and of each Protected Series, as provided in Section 4.6; (c) </w:t>
+        <w:t xml:space="preserve"> upon approval of a Majority in Interest as provided in Section 6.2, the duty and obligation of each Member to contribute additional capital to the Company; (b) the duty and obligation of each Member to materially participate in the governance of the Company and of each Protected Series, as provided in Section 4.6; (c) </w:t>
       </w:r>
       <w:r>
         <w:rPr>
@@ -7657,7 +7657,7 @@
           <w:sz w:val="24"/>
           <w:szCs w:val="24"/>
         </w:rPr>
-        <w:t xml:space="preserve">Form document — [COMPANY NAME], LLC Operating Agreement (Manager-Managed, Multiple Members / Partnership Taxation), v1 draft. Statutory citations in this form: ss. 48.062, 605.0102, 605.0302, 605.0502, 605.0503, 605.0702, 605.2101, 605.2103, 605.2107, 605.2201, 605.2301, 605.2302, 605.2303, 605.2304, 605.2401, 605.2602, 605.2605, 605.2607, 605.2802, 605.04074, 605.04091, 711.50, 711.501, 711.512, Fla. Stat.; 11 U.S.C. §365; In re Soderstrom, 484 B.R. 874 (M.D. Fla. 2013). Internal Revenue Code sections: 704, 754, 6221, 6223, 6226.</w:t>
+        <w:t xml:space="preserve">Form document — [COMPANY NAME], LLC Operating Agreement (Manager-Managed, Multiple Members / Partnership Taxation), v1 draft. Statutory citations in this form: ss. 48.062, 605.0102, 605.0207, 605.0302, 605.0502, 605.0503, 605.0702, 605.2101, 605.2103, 605.2104, 605.2107, 605.2201, 605.2301, 605.2302, 605.2303, 605.2304, 605.2401, 605.2602, 605.2605, 605.2607, 605.2802, 605.04074, 605.04091, 711.50, 711.501, 711.512, Fla. Stat.; 11 U.S.C. §365; In re Soderstrom, 484 B.R. 874 (M.D. Fla. 2013). Internal Revenue Code sections: 704, 754, 6221, 6223, 6226.</w:t>
       </w:r>
     </w:p>
     <w:p>
